--- a/fiction/drafts/first-person/fpp-psi-potential_angel-colony_20250608-0448.docx
+++ b/fiction/drafts/first-person/fpp-psi-potential_angel-colony_20250608-0448.docx
@@ -7,15 +7,15 @@
         <w:pStyle w:val="BodyText"/>
         <w:spacing w:line="360" w:lineRule="auto"/>
         <w:rPr>
-          <w:rFonts w:ascii="Calibri" w:hAnsi="Calibri" w:cs="Calibri"/>
-          <w:sz w:val="28"/>
+          <w:rFonts w:ascii="Montserrat" w:hAnsi="Montserrat" w:cs="Calibri"/>
+          <w:sz w:val="24"/>
           <w:szCs w:val="24"/>
         </w:rPr>
       </w:pPr>
       <w:r>
         <w:rPr>
-          <w:rFonts w:ascii="Calibri" w:hAnsi="Calibri" w:cs="Calibri"/>
-          <w:sz w:val="28"/>
+          <w:rFonts w:ascii="Montserrat" w:hAnsi="Montserrat" w:cs="Calibri"/>
+          <w:sz w:val="24"/>
           <w:szCs w:val="24"/>
         </w:rPr>
         <w:t>Psi Potential - Angel Colony</w:t>
@@ -25,15 +25,17 @@
       <w:pPr>
         <w:spacing w:after="0" w:line="360" w:lineRule="auto"/>
         <w:rPr>
-          <w:rFonts w:ascii="Calibri" w:hAnsi="Calibri" w:cs="Calibri"/>
+          <w:rFonts w:ascii="Montserrat" w:hAnsi="Montserrat" w:cs="Calibri"/>
           <w:color w:val="808080"/>
+          <w:sz w:val="24"/>
           <w:szCs w:val="24"/>
         </w:rPr>
       </w:pPr>
       <w:r>
         <w:rPr>
-          <w:rFonts w:ascii="Calibri" w:hAnsi="Calibri" w:cs="Calibri"/>
+          <w:rFonts w:ascii="Montserrat" w:hAnsi="Montserrat" w:cs="Calibri"/>
           <w:color w:val="808080"/>
+          <w:sz w:val="24"/>
           <w:szCs w:val="24"/>
         </w:rPr>
         <w:t xml:space="preserve">Opening and escalation from the Angel Colony project. </w:t>
@@ -44,95 +46,108 @@
         <w:spacing w:after="0" w:line="360" w:lineRule="auto"/>
         <w:jc w:val="right"/>
         <w:rPr>
-          <w:rFonts w:ascii="Calibri" w:hAnsi="Calibri" w:cs="Calibri"/>
+          <w:rFonts w:ascii="Montserrat" w:hAnsi="Montserrat" w:cs="Calibri"/>
           <w:color w:val="808080"/>
+          <w:sz w:val="24"/>
           <w:szCs w:val="24"/>
         </w:rPr>
       </w:pPr>
       <w:r>
         <w:rPr>
-          <w:rFonts w:ascii="Calibri" w:hAnsi="Calibri" w:cs="Calibri"/>
+          <w:rFonts w:ascii="Montserrat" w:hAnsi="Montserrat" w:cs="Calibri"/>
+          <w:sz w:val="24"/>
         </w:rPr>
         <w:fldChar w:fldCharType="begin"/>
       </w:r>
       <w:r>
         <w:rPr>
-          <w:rFonts w:ascii="Calibri" w:hAnsi="Calibri" w:cs="Calibri"/>
+          <w:rFonts w:ascii="Montserrat" w:hAnsi="Montserrat" w:cs="Calibri"/>
+          <w:sz w:val="24"/>
         </w:rPr>
         <w:instrText xml:space="preserve"> NUMPAGES  \* MERGEFORMAT </w:instrText>
       </w:r>
       <w:r>
         <w:rPr>
-          <w:rFonts w:ascii="Calibri" w:hAnsi="Calibri" w:cs="Calibri"/>
+          <w:rFonts w:ascii="Montserrat" w:hAnsi="Montserrat" w:cs="Calibri"/>
+          <w:sz w:val="24"/>
         </w:rPr>
         <w:fldChar w:fldCharType="separate"/>
       </w:r>
       <w:r>
         <w:rPr>
-          <w:rFonts w:ascii="Calibri" w:hAnsi="Calibri" w:cs="Calibri"/>
+          <w:rFonts w:ascii="Montserrat" w:hAnsi="Montserrat" w:cs="Calibri"/>
           <w:noProof/>
           <w:color w:val="808080"/>
+          <w:sz w:val="24"/>
           <w:szCs w:val="24"/>
         </w:rPr>
         <w:t>8</w:t>
       </w:r>
       <w:r>
         <w:rPr>
-          <w:rFonts w:ascii="Calibri" w:hAnsi="Calibri" w:cs="Calibri"/>
+          <w:rFonts w:ascii="Montserrat" w:hAnsi="Montserrat" w:cs="Calibri"/>
           <w:noProof/>
           <w:color w:val="808080"/>
+          <w:sz w:val="24"/>
           <w:szCs w:val="24"/>
         </w:rPr>
         <w:fldChar w:fldCharType="end"/>
       </w:r>
       <w:r>
         <w:rPr>
-          <w:rFonts w:ascii="Calibri" w:hAnsi="Calibri" w:cs="Calibri"/>
+          <w:rFonts w:ascii="Montserrat" w:hAnsi="Montserrat" w:cs="Calibri"/>
           <w:color w:val="808080"/>
+          <w:sz w:val="24"/>
           <w:szCs w:val="24"/>
         </w:rPr>
         <w:t xml:space="preserve"> pages ∙ </w:t>
       </w:r>
       <w:r>
         <w:rPr>
-          <w:rFonts w:ascii="Calibri" w:hAnsi="Calibri" w:cs="Calibri"/>
+          <w:rFonts w:ascii="Montserrat" w:hAnsi="Montserrat" w:cs="Calibri"/>
+          <w:sz w:val="24"/>
         </w:rPr>
         <w:fldChar w:fldCharType="begin"/>
       </w:r>
       <w:r>
         <w:rPr>
-          <w:rFonts w:ascii="Calibri" w:hAnsi="Calibri" w:cs="Calibri"/>
+          <w:rFonts w:ascii="Montserrat" w:hAnsi="Montserrat" w:cs="Calibri"/>
+          <w:sz w:val="24"/>
         </w:rPr>
         <w:instrText xml:space="preserve"> NUMWORDS  \* MERGEFORMAT </w:instrText>
       </w:r>
       <w:r>
         <w:rPr>
-          <w:rFonts w:ascii="Calibri" w:hAnsi="Calibri" w:cs="Calibri"/>
+          <w:rFonts w:ascii="Montserrat" w:hAnsi="Montserrat" w:cs="Calibri"/>
+          <w:sz w:val="24"/>
         </w:rPr>
         <w:fldChar w:fldCharType="separate"/>
       </w:r>
       <w:r>
         <w:rPr>
-          <w:rFonts w:ascii="Calibri" w:hAnsi="Calibri" w:cs="Calibri"/>
+          <w:rFonts w:ascii="Montserrat" w:hAnsi="Montserrat" w:cs="Calibri"/>
           <w:noProof/>
           <w:color w:val="808080"/>
+          <w:sz w:val="24"/>
           <w:szCs w:val="24"/>
         </w:rPr>
         <w:t>2130</w:t>
       </w:r>
       <w:r>
         <w:rPr>
-          <w:rFonts w:ascii="Calibri" w:hAnsi="Calibri" w:cs="Calibri"/>
+          <w:rFonts w:ascii="Montserrat" w:hAnsi="Montserrat" w:cs="Calibri"/>
           <w:noProof/>
           <w:color w:val="808080"/>
+          <w:sz w:val="24"/>
           <w:szCs w:val="24"/>
         </w:rPr>
         <w:fldChar w:fldCharType="end"/>
       </w:r>
       <w:r>
         <w:rPr>
-          <w:rFonts w:ascii="Calibri" w:hAnsi="Calibri" w:cs="Calibri"/>
+          <w:rFonts w:ascii="Montserrat" w:hAnsi="Montserrat" w:cs="Calibri"/>
           <w:color w:val="808080"/>
+          <w:sz w:val="24"/>
           <w:szCs w:val="24"/>
         </w:rPr>
         <w:t xml:space="preserve"> words</w:t>
@@ -142,7 +157,8 @@
       <w:pPr>
         <w:spacing w:after="0" w:line="360" w:lineRule="auto"/>
         <w:rPr>
-          <w:rFonts w:ascii="Calibri" w:hAnsi="Calibri" w:cs="Calibri"/>
+          <w:rFonts w:ascii="Montserrat" w:hAnsi="Montserrat" w:cs="Calibri"/>
+          <w:sz w:val="24"/>
           <w:szCs w:val="24"/>
         </w:rPr>
       </w:pPr>
@@ -152,15 +168,17 @@
         <w:spacing w:after="0" w:line="360" w:lineRule="auto"/>
         <w:jc w:val="both"/>
         <w:rPr>
-          <w:rFonts w:ascii="Calibri" w:hAnsi="Calibri" w:cs="Calibri"/>
+          <w:rFonts w:ascii="Montserrat" w:hAnsi="Montserrat" w:cs="Calibri"/>
           <w:b/>
+          <w:sz w:val="24"/>
           <w:szCs w:val="24"/>
         </w:rPr>
       </w:pPr>
       <w:r>
         <w:rPr>
-          <w:rFonts w:ascii="Calibri" w:hAnsi="Calibri" w:cs="Calibri"/>
+          <w:rFonts w:ascii="Montserrat" w:hAnsi="Montserrat" w:cs="Calibri"/>
           <w:b/>
+          <w:sz w:val="24"/>
           <w:szCs w:val="24"/>
         </w:rPr>
         <w:t>.·. Fear</w:t>
@@ -171,43 +189,31 @@
         <w:spacing w:after="0" w:line="360" w:lineRule="auto"/>
         <w:jc w:val="both"/>
         <w:rPr>
-          <w:rFonts w:ascii="Calibri" w:hAnsi="Calibri" w:cs="Calibri"/>
+          <w:rFonts w:ascii="Montserrat" w:hAnsi="Montserrat" w:cs="Calibri"/>
+          <w:sz w:val="24"/>
           <w:szCs w:val="24"/>
         </w:rPr>
       </w:pPr>
       <w:r>
         <w:rPr>
-          <w:rFonts w:ascii="Calibri" w:hAnsi="Calibri" w:cs="Calibri"/>
-          <w:szCs w:val="24"/>
-        </w:rPr>
-        <w:t xml:space="preserve">One aspect of telepathy occurs naturally in a latent community. Two minds thinking in the same direction occasionally fall into phase. I had felt it that night as he considered voicing his feelings regarding that first step into the unknown. O’Neal’s only outward response at the time had been a knowing smile. I had no idea what sort of commitment I had made, and in his own way he knew it. He’d faced the same choice himself. Now that the decision was made I felt as if I had just stepped off the edge of a cliff. I didn’t have to </w:t>
-      </w:r>
-      <w:proofErr w:type="gramStart"/>
-      <w:r>
-        <w:rPr>
-          <w:rFonts w:ascii="Calibri" w:hAnsi="Calibri" w:cs="Calibri"/>
-          <w:szCs w:val="24"/>
-        </w:rPr>
-        <w:t>pry</w:t>
-      </w:r>
-      <w:proofErr w:type="gramEnd"/>
-      <w:r>
-        <w:rPr>
-          <w:rFonts w:ascii="Calibri" w:hAnsi="Calibri" w:cs="Calibri"/>
-          <w:szCs w:val="24"/>
-        </w:rPr>
-        <w:t xml:space="preserve"> to know that he understood that feeling. We shared the thought. O’Neal did not know how to express it, so he sipped his tea and nursed his smoke for a few minutes, and stared past me, into the rain</w:t>
-      </w:r>
-      <w:r>
-        <w:rPr>
-          <w:rFonts w:ascii="Calibri" w:hAnsi="Calibri" w:cs="Calibri"/>
+          <w:rFonts w:ascii="Montserrat" w:hAnsi="Montserrat" w:cs="Calibri"/>
+          <w:sz w:val="24"/>
+          <w:szCs w:val="24"/>
+        </w:rPr>
+        <w:t>One aspect of telepathy occurs naturally in a latent community. Two minds thinking in the same direction occasionally fall into phase. I had felt it that night as he considered voicing his feelings regarding that first step into the unknown. O’Neal’s only outward response at the time had been a knowing smile. I had no idea what sort of commitment I had made, and in his own way he knew it. He’d faced the same choice himself. Now that the decision was made I felt as if I had just stepped off the edge of a cliff. I didn’t have to pry to know that he understood that feeling. We shared the thought. O’Neal did not know how to express it, so he sipped his tea and nursed his smoke for a few minutes, and stared past me, into the rain</w:t>
+      </w:r>
+      <w:r>
+        <w:rPr>
+          <w:rFonts w:ascii="Montserrat" w:hAnsi="Montserrat" w:cs="Calibri"/>
+          <w:sz w:val="24"/>
           <w:szCs w:val="24"/>
         </w:rPr>
         <w:t>-</w:t>
       </w:r>
       <w:r>
         <w:rPr>
-          <w:rFonts w:ascii="Calibri" w:hAnsi="Calibri" w:cs="Calibri"/>
+          <w:rFonts w:ascii="Montserrat" w:hAnsi="Montserrat" w:cs="Calibri"/>
+          <w:sz w:val="24"/>
           <w:szCs w:val="24"/>
         </w:rPr>
         <w:t xml:space="preserve">stirred garden. </w:t>
@@ -218,13 +224,15 @@
         <w:spacing w:after="0" w:line="360" w:lineRule="auto"/>
         <w:jc w:val="both"/>
         <w:rPr>
-          <w:rFonts w:ascii="Calibri" w:hAnsi="Calibri" w:cs="Calibri"/>
+          <w:rFonts w:ascii="Montserrat" w:hAnsi="Montserrat" w:cs="Calibri"/>
+          <w:sz w:val="24"/>
           <w:szCs w:val="24"/>
         </w:rPr>
       </w:pPr>
       <w:r>
         <w:rPr>
-          <w:rFonts w:ascii="Calibri" w:hAnsi="Calibri" w:cs="Calibri"/>
+          <w:rFonts w:ascii="Montserrat" w:hAnsi="Montserrat" w:cs="Calibri"/>
+          <w:sz w:val="24"/>
           <w:szCs w:val="24"/>
         </w:rPr>
         <w:tab/>
@@ -232,28 +240,32 @@
       </w:r>
       <w:r>
         <w:rPr>
-          <w:rFonts w:ascii="Calibri" w:hAnsi="Calibri" w:cs="Calibri"/>
+          <w:rFonts w:ascii="Montserrat" w:hAnsi="Montserrat" w:cs="Calibri"/>
+          <w:sz w:val="24"/>
           <w:szCs w:val="24"/>
         </w:rPr>
         <w:t>Exodus</w:t>
       </w:r>
       <w:r>
         <w:rPr>
-          <w:rFonts w:ascii="Calibri" w:hAnsi="Calibri" w:cs="Calibri"/>
+          <w:rFonts w:ascii="Montserrat" w:hAnsi="Montserrat" w:cs="Calibri"/>
+          <w:sz w:val="24"/>
           <w:szCs w:val="24"/>
         </w:rPr>
         <w:t xml:space="preserve"> barely ahead of receiving the orders he had warned me of. As a volunteer I was granted time to put my affairs in order before returning to the project for briefing and assignment. But I caught up with him soon enough, and eventually we found an afternoon to talk again. Having shared a point of view, I supposed I thought that entitled me to eaves drop a bit. </w:t>
       </w:r>
       <w:r>
         <w:rPr>
-          <w:rFonts w:ascii="Calibri" w:hAnsi="Calibri" w:cs="Calibri"/>
+          <w:rFonts w:ascii="Montserrat" w:hAnsi="Montserrat" w:cs="Calibri"/>
+          <w:sz w:val="24"/>
           <w:szCs w:val="24"/>
         </w:rPr>
         <w:t>Of course,</w:t>
       </w:r>
       <w:r>
         <w:rPr>
-          <w:rFonts w:ascii="Calibri" w:hAnsi="Calibri" w:cs="Calibri"/>
+          <w:rFonts w:ascii="Montserrat" w:hAnsi="Montserrat" w:cs="Calibri"/>
+          <w:sz w:val="24"/>
           <w:szCs w:val="24"/>
         </w:rPr>
         <w:t xml:space="preserve"> that implies that I gave the matter anything resembling thought.</w:t>
@@ -264,13 +276,15 @@
         <w:spacing w:after="0" w:line="360" w:lineRule="auto"/>
         <w:jc w:val="both"/>
         <w:rPr>
-          <w:rFonts w:ascii="Calibri" w:hAnsi="Calibri" w:cs="Calibri"/>
+          <w:rFonts w:ascii="Montserrat" w:hAnsi="Montserrat" w:cs="Calibri"/>
+          <w:sz w:val="24"/>
           <w:szCs w:val="24"/>
         </w:rPr>
       </w:pPr>
       <w:r>
         <w:rPr>
-          <w:rFonts w:ascii="Calibri" w:hAnsi="Calibri" w:cs="Calibri"/>
+          <w:rFonts w:ascii="Montserrat" w:hAnsi="Montserrat" w:cs="Calibri"/>
+          <w:sz w:val="24"/>
           <w:szCs w:val="24"/>
         </w:rPr>
         <w:tab/>
@@ -278,60 +292,32 @@
       </w:r>
       <w:r>
         <w:rPr>
-          <w:rFonts w:ascii="Calibri" w:hAnsi="Calibri" w:cs="Calibri"/>
+          <w:rFonts w:ascii="Montserrat" w:hAnsi="Montserrat" w:cs="Calibri"/>
+          <w:sz w:val="24"/>
           <w:szCs w:val="24"/>
         </w:rPr>
         <w:t>fact,</w:t>
       </w:r>
       <w:r>
         <w:rPr>
-          <w:rFonts w:ascii="Calibri" w:hAnsi="Calibri" w:cs="Calibri"/>
-          <w:szCs w:val="24"/>
-        </w:rPr>
-        <w:t xml:space="preserve"> I was simply </w:t>
-      </w:r>
-      <w:proofErr w:type="gramStart"/>
-      <w:r>
-        <w:rPr>
-          <w:rFonts w:ascii="Calibri" w:hAnsi="Calibri" w:cs="Calibri"/>
-          <w:szCs w:val="24"/>
-        </w:rPr>
-        <w:t>indulging</w:t>
-      </w:r>
-      <w:proofErr w:type="gramEnd"/>
-      <w:r>
-        <w:rPr>
-          <w:rFonts w:ascii="Calibri" w:hAnsi="Calibri" w:cs="Calibri"/>
-          <w:szCs w:val="24"/>
-        </w:rPr>
-        <w:t xml:space="preserve"> an impulse. Part of the matter was that I was fascinated by latent minds. It is kind of like trying to imagine the colors a blind man sees by touch. An active can easily use his ability to know what a </w:t>
-      </w:r>
-      <w:proofErr w:type="gramStart"/>
-      <w:r>
-        <w:rPr>
-          <w:rFonts w:ascii="Calibri" w:hAnsi="Calibri" w:cs="Calibri"/>
-          <w:szCs w:val="24"/>
-        </w:rPr>
-        <w:t>latent feels</w:t>
-      </w:r>
-      <w:proofErr w:type="gramEnd"/>
-      <w:r>
-        <w:rPr>
-          <w:rFonts w:ascii="Calibri" w:hAnsi="Calibri" w:cs="Calibri"/>
-          <w:szCs w:val="24"/>
-        </w:rPr>
-        <w:t xml:space="preserve"> about his </w:t>
-      </w:r>
-      <w:r>
-        <w:rPr>
-          <w:rFonts w:ascii="Calibri" w:hAnsi="Calibri" w:cs="Calibri"/>
+          <w:rFonts w:ascii="Montserrat" w:hAnsi="Montserrat" w:cs="Calibri"/>
+          <w:sz w:val="24"/>
+          <w:szCs w:val="24"/>
+        </w:rPr>
+        <w:t xml:space="preserve"> I was simply indulging an impulse. Part of the matter was that I was fascinated by latent minds. It is kind of like trying to imagine the colors a blind man sees by touch. An active can easily use his ability to know what a latent feels about his </w:t>
+      </w:r>
+      <w:r>
+        <w:rPr>
+          <w:rFonts w:ascii="Montserrat" w:hAnsi="Montserrat" w:cs="Calibri"/>
+          <w:sz w:val="24"/>
           <w:szCs w:val="24"/>
         </w:rPr>
         <w:t>blindness but</w:t>
       </w:r>
       <w:r>
         <w:rPr>
-          <w:rFonts w:ascii="Calibri" w:hAnsi="Calibri" w:cs="Calibri"/>
+          <w:rFonts w:ascii="Montserrat" w:hAnsi="Montserrat" w:cs="Calibri"/>
+          <w:sz w:val="24"/>
           <w:szCs w:val="24"/>
         </w:rPr>
         <w:t xml:space="preserve"> doing so ensures that the active cannot honestly understand that feeling. I have never been unable to perceive the universe directly through my mind. I could block out or withdraw my attention from my perceptions, but the thought of not having them gave me the cold shakes. </w:t>
@@ -342,13 +328,15 @@
         <w:spacing w:after="0" w:line="360" w:lineRule="auto"/>
         <w:jc w:val="both"/>
         <w:rPr>
-          <w:rFonts w:ascii="Calibri" w:hAnsi="Calibri" w:cs="Calibri"/>
+          <w:rFonts w:ascii="Montserrat" w:hAnsi="Montserrat" w:cs="Calibri"/>
+          <w:sz w:val="24"/>
           <w:szCs w:val="24"/>
         </w:rPr>
       </w:pPr>
       <w:r>
         <w:rPr>
-          <w:rFonts w:ascii="Calibri" w:hAnsi="Calibri" w:cs="Calibri"/>
+          <w:rFonts w:ascii="Montserrat" w:hAnsi="Montserrat" w:cs="Calibri"/>
+          <w:sz w:val="24"/>
           <w:szCs w:val="24"/>
         </w:rPr>
         <w:tab/>
@@ -356,15 +344,17 @@
       </w:r>
       <w:r>
         <w:rPr>
-          <w:rFonts w:ascii="Calibri" w:hAnsi="Calibri" w:cs="Calibri"/>
+          <w:rFonts w:ascii="Montserrat" w:hAnsi="Montserrat" w:cs="Calibri"/>
           <w:i/>
+          <w:sz w:val="24"/>
           <w:szCs w:val="24"/>
         </w:rPr>
         <w:t xml:space="preserve">faux pas. </w:t>
       </w:r>
       <w:r>
         <w:rPr>
-          <w:rFonts w:ascii="Calibri" w:hAnsi="Calibri" w:cs="Calibri"/>
+          <w:rFonts w:ascii="Montserrat" w:hAnsi="Montserrat" w:cs="Calibri"/>
+          <w:sz w:val="24"/>
           <w:szCs w:val="24"/>
         </w:rPr>
         <w:t>At first I just looked and studied what could be seen from my perspective.</w:t>
@@ -375,52 +365,48 @@
         <w:spacing w:after="0" w:line="360" w:lineRule="auto"/>
         <w:jc w:val="both"/>
         <w:rPr>
-          <w:rFonts w:ascii="Calibri" w:hAnsi="Calibri" w:cs="Calibri"/>
+          <w:rFonts w:ascii="Montserrat" w:hAnsi="Montserrat" w:cs="Calibri"/>
+          <w:sz w:val="24"/>
           <w:szCs w:val="24"/>
         </w:rPr>
       </w:pPr>
       <w:r>
         <w:rPr>
-          <w:rFonts w:ascii="Calibri" w:hAnsi="Calibri" w:cs="Calibri"/>
+          <w:rFonts w:ascii="Montserrat" w:hAnsi="Montserrat" w:cs="Calibri"/>
+          <w:sz w:val="24"/>
           <w:szCs w:val="24"/>
         </w:rPr>
         <w:tab/>
       </w:r>
       <w:r>
         <w:rPr>
-          <w:rFonts w:ascii="Calibri" w:hAnsi="Calibri" w:cs="Calibri"/>
+          <w:rFonts w:ascii="Montserrat" w:hAnsi="Montserrat" w:cs="Calibri"/>
+          <w:sz w:val="24"/>
           <w:szCs w:val="24"/>
         </w:rPr>
         <w:t>Like</w:t>
       </w:r>
       <w:r>
         <w:rPr>
-          <w:rFonts w:ascii="Calibri" w:hAnsi="Calibri" w:cs="Calibri"/>
+          <w:rFonts w:ascii="Montserrat" w:hAnsi="Montserrat" w:cs="Calibri"/>
+          <w:sz w:val="24"/>
           <w:szCs w:val="24"/>
         </w:rPr>
         <w:t xml:space="preserve"> most people, he had psi potential curled up in an autistic knot within him. The great irony of human existence was that psi potential was not rare at all. That evolutionary leap had gone unnoticed, probably back in the dark ages, because more than ninety-nine percent of those who had detectable potential were so overwhelmed by the input that they recoiled from it. The potential typically atrophied throughout infancy and childhood. I was thinking too loud. He frowned. </w:t>
       </w:r>
-      <w:proofErr w:type="gramStart"/>
-      <w:r>
-        <w:rPr>
-          <w:rFonts w:ascii="Calibri" w:hAnsi="Calibri" w:cs="Calibri"/>
+      <w:r>
+        <w:rPr>
+          <w:rFonts w:ascii="Montserrat" w:hAnsi="Montserrat" w:cs="Calibri"/>
           <w:i/>
-          <w:szCs w:val="24"/>
-        </w:rPr>
-        <w:t>Actually, psi</w:t>
-      </w:r>
-      <w:proofErr w:type="gramEnd"/>
-      <w:r>
-        <w:rPr>
-          <w:rFonts w:ascii="Calibri" w:hAnsi="Calibri" w:cs="Calibri"/>
-          <w:i/>
-          <w:szCs w:val="24"/>
-        </w:rPr>
-        <w:t xml:space="preserve"> potential often continues growing even in latents like myself. The problem is that integrating that potential with my adult mind would unhinge or shatter my perception of reality.</w:t>
-      </w:r>
-      <w:r>
-        <w:rPr>
-          <w:rFonts w:ascii="Calibri" w:hAnsi="Calibri" w:cs="Calibri"/>
+          <w:sz w:val="24"/>
+          <w:szCs w:val="24"/>
+        </w:rPr>
+        <w:t>Actually, psi potential often continues growing even in latents like myself. The problem is that integrating that potential with my adult mind would unhinge or shatter my perception of reality.</w:t>
+      </w:r>
+      <w:r>
+        <w:rPr>
+          <w:rFonts w:ascii="Montserrat" w:hAnsi="Montserrat" w:cs="Calibri"/>
+          <w:sz w:val="24"/>
           <w:szCs w:val="24"/>
         </w:rPr>
         <w:t xml:space="preserve"> </w:t>
@@ -431,13 +417,15 @@
         <w:spacing w:after="0" w:line="360" w:lineRule="auto"/>
         <w:jc w:val="both"/>
         <w:rPr>
-          <w:rFonts w:ascii="Calibri" w:hAnsi="Calibri" w:cs="Calibri"/>
+          <w:rFonts w:ascii="Montserrat" w:hAnsi="Montserrat" w:cs="Calibri"/>
+          <w:sz w:val="24"/>
           <w:szCs w:val="24"/>
         </w:rPr>
       </w:pPr>
       <w:r>
         <w:rPr>
-          <w:rFonts w:ascii="Calibri" w:hAnsi="Calibri" w:cs="Calibri"/>
+          <w:rFonts w:ascii="Montserrat" w:hAnsi="Montserrat" w:cs="Calibri"/>
+          <w:sz w:val="24"/>
           <w:szCs w:val="24"/>
         </w:rPr>
         <w:tab/>
@@ -445,42 +433,48 @@
       </w:r>
       <w:r>
         <w:rPr>
-          <w:rFonts w:ascii="Calibri" w:hAnsi="Calibri" w:cs="Calibri"/>
+          <w:rFonts w:ascii="Montserrat" w:hAnsi="Montserrat" w:cs="Calibri"/>
+          <w:sz w:val="24"/>
           <w:szCs w:val="24"/>
         </w:rPr>
         <w:t>contact,</w:t>
       </w:r>
       <w:r>
         <w:rPr>
-          <w:rFonts w:ascii="Calibri" w:hAnsi="Calibri" w:cs="Calibri"/>
+          <w:rFonts w:ascii="Montserrat" w:hAnsi="Montserrat" w:cs="Calibri"/>
+          <w:sz w:val="24"/>
           <w:szCs w:val="24"/>
         </w:rPr>
         <w:t xml:space="preserve"> but he obviously accepted it—or at least was used to it. He did not get excited about it, he just responded to the stray thought wandering around in his mind. I felt a kind of wonder, remembering what it was that had made us friends before the tragedy. “</w:t>
       </w:r>
       <w:r>
         <w:rPr>
-          <w:rFonts w:ascii="Calibri" w:hAnsi="Calibri" w:cs="Calibri"/>
+          <w:rFonts w:ascii="Montserrat" w:hAnsi="Montserrat" w:cs="Calibri"/>
+          <w:sz w:val="24"/>
           <w:szCs w:val="24"/>
         </w:rPr>
         <w:t>You</w:t>
       </w:r>
       <w:r>
         <w:rPr>
-          <w:rFonts w:ascii="Calibri" w:hAnsi="Calibri" w:cs="Calibri"/>
+          <w:rFonts w:ascii="Montserrat" w:hAnsi="Montserrat" w:cs="Calibri"/>
+          <w:sz w:val="24"/>
           <w:szCs w:val="24"/>
         </w:rPr>
         <w:t xml:space="preserve"> just take it in stride, don’t you?” I commented. “</w:t>
       </w:r>
       <w:r>
         <w:rPr>
-          <w:rFonts w:ascii="Calibri" w:hAnsi="Calibri" w:cs="Calibri"/>
+          <w:rFonts w:ascii="Montserrat" w:hAnsi="Montserrat" w:cs="Calibri"/>
+          <w:sz w:val="24"/>
           <w:szCs w:val="24"/>
         </w:rPr>
         <w:t>Did</w:t>
       </w:r>
       <w:r>
         <w:rPr>
-          <w:rFonts w:ascii="Calibri" w:hAnsi="Calibri" w:cs="Calibri"/>
+          <w:rFonts w:ascii="Montserrat" w:hAnsi="Montserrat" w:cs="Calibri"/>
+          <w:sz w:val="24"/>
           <w:szCs w:val="24"/>
         </w:rPr>
         <w:t xml:space="preserve"> it ever scare you? Did you have to adjust to it or were you always this calm about it?” I suddenly had to ask. I had no way to understand his position.</w:t>
@@ -491,27 +485,31 @@
         <w:spacing w:after="0" w:line="360" w:lineRule="auto"/>
         <w:jc w:val="both"/>
         <w:rPr>
-          <w:rFonts w:ascii="Calibri" w:hAnsi="Calibri" w:cs="Calibri"/>
+          <w:rFonts w:ascii="Montserrat" w:hAnsi="Montserrat" w:cs="Calibri"/>
+          <w:sz w:val="24"/>
           <w:szCs w:val="24"/>
         </w:rPr>
       </w:pPr>
       <w:r>
         <w:rPr>
-          <w:rFonts w:ascii="Calibri" w:hAnsi="Calibri" w:cs="Calibri"/>
+          <w:rFonts w:ascii="Montserrat" w:hAnsi="Montserrat" w:cs="Calibri"/>
+          <w:sz w:val="24"/>
           <w:szCs w:val="24"/>
         </w:rPr>
         <w:tab/>
       </w:r>
       <w:r>
         <w:rPr>
-          <w:rFonts w:ascii="Calibri" w:hAnsi="Calibri" w:cs="Calibri"/>
+          <w:rFonts w:ascii="Montserrat" w:hAnsi="Montserrat" w:cs="Calibri"/>
+          <w:sz w:val="24"/>
           <w:szCs w:val="24"/>
         </w:rPr>
         <w:t>H</w:t>
       </w:r>
       <w:r>
         <w:rPr>
-          <w:rFonts w:ascii="Calibri" w:hAnsi="Calibri" w:cs="Calibri"/>
+          <w:rFonts w:ascii="Montserrat" w:hAnsi="Montserrat" w:cs="Calibri"/>
+          <w:sz w:val="24"/>
           <w:szCs w:val="24"/>
         </w:rPr>
         <w:t xml:space="preserve">e looked at me and answered, “Arden, it scares the crap out of me. When it happens, when I think it could be happening, when I wish it would happen—if I think about it at all it terrifies me. If I ever went active it would be the end of me, because I would have no idea where I began or where I ended. I wouldn’t know who I was anymore,” he confessed with a rawness in his voice. </w:t>
@@ -522,13 +520,15 @@
         <w:spacing w:after="0" w:line="360" w:lineRule="auto"/>
         <w:jc w:val="both"/>
         <w:rPr>
-          <w:rFonts w:ascii="Calibri" w:hAnsi="Calibri" w:cs="Calibri"/>
+          <w:rFonts w:ascii="Montserrat" w:hAnsi="Montserrat" w:cs="Calibri"/>
+          <w:sz w:val="24"/>
           <w:szCs w:val="24"/>
         </w:rPr>
       </w:pPr>
       <w:r>
         <w:rPr>
-          <w:rFonts w:ascii="Calibri" w:hAnsi="Calibri" w:cs="Calibri"/>
+          <w:rFonts w:ascii="Montserrat" w:hAnsi="Montserrat" w:cs="Calibri"/>
+          <w:sz w:val="24"/>
           <w:szCs w:val="24"/>
         </w:rPr>
         <w:tab/>
@@ -536,14 +536,16 @@
       </w:r>
       <w:r>
         <w:rPr>
-          <w:rFonts w:ascii="Calibri" w:hAnsi="Calibri" w:cs="Calibri"/>
+          <w:rFonts w:ascii="Montserrat" w:hAnsi="Montserrat" w:cs="Calibri"/>
+          <w:sz w:val="24"/>
           <w:szCs w:val="24"/>
         </w:rPr>
         <w:t>How</w:t>
       </w:r>
       <w:r>
         <w:rPr>
-          <w:rFonts w:ascii="Calibri" w:hAnsi="Calibri" w:cs="Calibri"/>
+          <w:rFonts w:ascii="Montserrat" w:hAnsi="Montserrat" w:cs="Calibri"/>
+          <w:sz w:val="24"/>
           <w:szCs w:val="24"/>
         </w:rPr>
         <w:t xml:space="preserve"> do you deal with it?” I asked in a subdued tone. </w:t>
@@ -554,13 +556,15 @@
         <w:spacing w:after="0" w:line="360" w:lineRule="auto"/>
         <w:jc w:val="both"/>
         <w:rPr>
-          <w:rFonts w:ascii="Calibri" w:hAnsi="Calibri" w:cs="Calibri"/>
+          <w:rFonts w:ascii="Montserrat" w:hAnsi="Montserrat" w:cs="Calibri"/>
+          <w:sz w:val="24"/>
           <w:szCs w:val="24"/>
         </w:rPr>
       </w:pPr>
       <w:r>
         <w:rPr>
-          <w:rFonts w:ascii="Calibri" w:hAnsi="Calibri" w:cs="Calibri"/>
+          <w:rFonts w:ascii="Montserrat" w:hAnsi="Montserrat" w:cs="Calibri"/>
+          <w:sz w:val="24"/>
           <w:szCs w:val="24"/>
         </w:rPr>
         <w:tab/>
@@ -568,101 +572,97 @@
       </w:r>
       <w:r>
         <w:rPr>
-          <w:rFonts w:ascii="Calibri" w:hAnsi="Calibri" w:cs="Calibri"/>
+          <w:rFonts w:ascii="Montserrat" w:hAnsi="Montserrat" w:cs="Calibri"/>
+          <w:sz w:val="24"/>
           <w:szCs w:val="24"/>
         </w:rPr>
         <w:t>That</w:t>
       </w:r>
       <w:r>
         <w:rPr>
-          <w:rFonts w:ascii="Calibri" w:hAnsi="Calibri" w:cs="Calibri"/>
+          <w:rFonts w:ascii="Montserrat" w:hAnsi="Montserrat" w:cs="Calibri"/>
+          <w:sz w:val="24"/>
           <w:szCs w:val="24"/>
         </w:rPr>
         <w:t xml:space="preserve"> is simple,” he said, “I </w:t>
       </w:r>
       <w:r>
         <w:rPr>
-          <w:rFonts w:ascii="Calibri" w:hAnsi="Calibri" w:cs="Calibri"/>
+          <w:rFonts w:ascii="Montserrat" w:hAnsi="Montserrat" w:cs="Calibri"/>
           <w:i/>
+          <w:sz w:val="24"/>
           <w:szCs w:val="24"/>
         </w:rPr>
         <w:t>deal</w:t>
       </w:r>
       <w:r>
         <w:rPr>
-          <w:rFonts w:ascii="Calibri" w:hAnsi="Calibri" w:cs="Calibri"/>
-          <w:szCs w:val="24"/>
-        </w:rPr>
-        <w:t xml:space="preserve"> with it. Fear is a wonderful thing; it gets your attention and tells you that there is something in your environment you don’t dare take for granted. Fear is only a dangerous thing when you combine it with desire to take everything for granted. A person who fears fear inevitably destroys everything around him trying to eliminate every possible threat before it can present any danger to him.” He </w:t>
-      </w:r>
-      <w:proofErr w:type="spellStart"/>
-      <w:r>
-        <w:rPr>
-          <w:rFonts w:ascii="Calibri" w:hAnsi="Calibri" w:cs="Calibri"/>
-          <w:szCs w:val="24"/>
-        </w:rPr>
-        <w:t>pinched</w:t>
-      </w:r>
-      <w:proofErr w:type="spellEnd"/>
-      <w:r>
-        <w:rPr>
-          <w:rFonts w:ascii="Calibri" w:hAnsi="Calibri" w:cs="Calibri"/>
-          <w:szCs w:val="24"/>
-        </w:rPr>
-        <w:t xml:space="preserve"> out the cigarette he had been smoking and gestured for us to take the path into the woods. When we were out of casual view from the complex, he opened a subject I had never been able to fathom. “</w:t>
-      </w:r>
-      <w:r>
-        <w:rPr>
-          <w:rFonts w:ascii="Calibri" w:hAnsi="Calibri" w:cs="Calibri"/>
+          <w:rFonts w:ascii="Montserrat" w:hAnsi="Montserrat" w:cs="Calibri"/>
+          <w:sz w:val="24"/>
+          <w:szCs w:val="24"/>
+        </w:rPr>
+        <w:t xml:space="preserve"> with it. Fear is a wonderful thing; it gets your attention and tells you that there is something in your environment you don’t dare take for granted. Fear is only a dangerous thing when you combine it with desire to take everything for granted. A person who fears fear inevitably destroys everything around him trying to eliminate every possible threat before it can present any danger to him.” He pinched out the cigarette he had been smoking and gestured for us to take the path into the woods. When we were out of casual view from the complex, he opened a subject I had never been able to fathom. “</w:t>
+      </w:r>
+      <w:r>
+        <w:rPr>
+          <w:rFonts w:ascii="Montserrat" w:hAnsi="Montserrat" w:cs="Calibri"/>
+          <w:sz w:val="24"/>
           <w:szCs w:val="24"/>
         </w:rPr>
         <w:t>Why</w:t>
       </w:r>
       <w:r>
         <w:rPr>
-          <w:rFonts w:ascii="Calibri" w:hAnsi="Calibri" w:cs="Calibri"/>
+          <w:rFonts w:ascii="Montserrat" w:hAnsi="Montserrat" w:cs="Calibri"/>
+          <w:sz w:val="24"/>
           <w:szCs w:val="24"/>
         </w:rPr>
         <w:t xml:space="preserve"> need a man fear a telepath?” He asked. He paused before proceeding to provide an answer, “</w:t>
       </w:r>
       <w:r>
         <w:rPr>
-          <w:rFonts w:ascii="Calibri" w:hAnsi="Calibri" w:cs="Calibri"/>
+          <w:rFonts w:ascii="Montserrat" w:hAnsi="Montserrat" w:cs="Calibri"/>
+          <w:sz w:val="24"/>
           <w:szCs w:val="24"/>
         </w:rPr>
         <w:t>T</w:t>
       </w:r>
       <w:r>
         <w:rPr>
-          <w:rFonts w:ascii="Calibri" w:hAnsi="Calibri" w:cs="Calibri"/>
+          <w:rFonts w:ascii="Montserrat" w:hAnsi="Montserrat" w:cs="Calibri"/>
+          <w:sz w:val="24"/>
           <w:szCs w:val="24"/>
         </w:rPr>
         <w:t>elepathy takes away too many things from a man, some good and some bad. Telepathy takes away our isolation; it proves to a man that other people have minds and that other people are real. Hence it proves that a man is not just dreaming all of this,” he waved at the forest, indicating reality at large. “</w:t>
       </w:r>
       <w:r>
         <w:rPr>
-          <w:rFonts w:ascii="Calibri" w:hAnsi="Calibri" w:cs="Calibri"/>
+          <w:rFonts w:ascii="Montserrat" w:hAnsi="Montserrat" w:cs="Calibri"/>
+          <w:sz w:val="24"/>
           <w:szCs w:val="24"/>
         </w:rPr>
         <w:t>It</w:t>
       </w:r>
       <w:r>
         <w:rPr>
-          <w:rFonts w:ascii="Calibri" w:hAnsi="Calibri" w:cs="Calibri"/>
+          <w:rFonts w:ascii="Montserrat" w:hAnsi="Montserrat" w:cs="Calibri"/>
+          <w:sz w:val="24"/>
           <w:szCs w:val="24"/>
         </w:rPr>
         <w:t xml:space="preserve"> takes away our privacy; it enables two individuals to communicate at a perfect level of understanding, </w:t>
       </w:r>
       <w:r>
         <w:rPr>
-          <w:rFonts w:ascii="Calibri" w:hAnsi="Calibri" w:cs="Calibri"/>
+          <w:rFonts w:ascii="Montserrat" w:hAnsi="Montserrat" w:cs="Calibri"/>
+          <w:sz w:val="24"/>
           <w:szCs w:val="24"/>
         </w:rPr>
         <w:t>God</w:t>
       </w:r>
       <w:r>
         <w:rPr>
-          <w:rFonts w:ascii="Calibri" w:hAnsi="Calibri" w:cs="Calibri"/>
+          <w:rFonts w:ascii="Montserrat" w:hAnsi="Montserrat" w:cs="Calibri"/>
+          <w:sz w:val="24"/>
           <w:szCs w:val="24"/>
         </w:rPr>
         <w:t xml:space="preserve"> willing that they both possess compatible views of reality. Hence it implies that a man is not unique.</w:t>
@@ -673,13 +673,15 @@
         <w:spacing w:after="0" w:line="360" w:lineRule="auto"/>
         <w:jc w:val="both"/>
         <w:rPr>
-          <w:rFonts w:ascii="Calibri" w:hAnsi="Calibri" w:cs="Calibri"/>
+          <w:rFonts w:ascii="Montserrat" w:hAnsi="Montserrat" w:cs="Calibri"/>
+          <w:sz w:val="24"/>
           <w:szCs w:val="24"/>
         </w:rPr>
       </w:pPr>
       <w:r>
         <w:rPr>
-          <w:rFonts w:ascii="Calibri" w:hAnsi="Calibri" w:cs="Calibri"/>
+          <w:rFonts w:ascii="Montserrat" w:hAnsi="Montserrat" w:cs="Calibri"/>
+          <w:sz w:val="24"/>
           <w:szCs w:val="24"/>
         </w:rPr>
         <w:tab/>
@@ -687,85 +689,97 @@
       </w:r>
       <w:r>
         <w:rPr>
-          <w:rFonts w:ascii="Calibri" w:hAnsi="Calibri" w:cs="Calibri"/>
+          <w:rFonts w:ascii="Montserrat" w:hAnsi="Montserrat" w:cs="Calibri"/>
+          <w:sz w:val="24"/>
           <w:szCs w:val="24"/>
         </w:rPr>
         <w:t>It</w:t>
       </w:r>
       <w:r>
         <w:rPr>
-          <w:rFonts w:ascii="Calibri" w:hAnsi="Calibri" w:cs="Calibri"/>
+          <w:rFonts w:ascii="Montserrat" w:hAnsi="Montserrat" w:cs="Calibri"/>
+          <w:sz w:val="24"/>
           <w:szCs w:val="24"/>
         </w:rPr>
         <w:t xml:space="preserve"> takes away our sovereignty; it presents the problem that two minds linked in perfect understanding become one mind, which threatens a man’s identity.” He took a couple of steps along the </w:t>
       </w:r>
       <w:r>
         <w:rPr>
-          <w:rFonts w:ascii="Calibri" w:hAnsi="Calibri" w:cs="Calibri"/>
+          <w:rFonts w:ascii="Montserrat" w:hAnsi="Montserrat" w:cs="Calibri"/>
+          <w:sz w:val="24"/>
           <w:szCs w:val="24"/>
         </w:rPr>
         <w:t>path and</w:t>
       </w:r>
       <w:r>
         <w:rPr>
-          <w:rFonts w:ascii="Calibri" w:hAnsi="Calibri" w:cs="Calibri"/>
+          <w:rFonts w:ascii="Montserrat" w:hAnsi="Montserrat" w:cs="Calibri"/>
+          <w:sz w:val="24"/>
           <w:szCs w:val="24"/>
         </w:rPr>
         <w:t xml:space="preserve"> fell silent. I felt a queer sensation, because I could almost understand that fear, although from a different side. Up until the day my mother died, our thoughts had been so intertwined, it </w:t>
       </w:r>
       <w:r>
         <w:rPr>
-          <w:rFonts w:ascii="Calibri" w:hAnsi="Calibri" w:cs="Calibri"/>
+          <w:rFonts w:ascii="Montserrat" w:hAnsi="Montserrat" w:cs="Calibri"/>
           <w:i/>
+          <w:sz w:val="24"/>
           <w:szCs w:val="24"/>
         </w:rPr>
         <w:t xml:space="preserve">had </w:t>
       </w:r>
       <w:r>
         <w:rPr>
-          <w:rFonts w:ascii="Calibri" w:hAnsi="Calibri" w:cs="Calibri"/>
+          <w:rFonts w:ascii="Montserrat" w:hAnsi="Montserrat" w:cs="Calibri"/>
+          <w:sz w:val="24"/>
           <w:szCs w:val="24"/>
         </w:rPr>
         <w:t>been impossible to figure out where I left off and she began. The greatest part of my bereavement had been the amputation of this wiser part of myself which left me feeling like nothing more than the ghost of my mother. I shook off that line of thought and returned my attention to him. Clearly there was something on his mind. I waited</w:t>
       </w:r>
       <w:r>
         <w:rPr>
-          <w:rFonts w:ascii="Calibri" w:hAnsi="Calibri" w:cs="Calibri"/>
+          <w:rFonts w:ascii="Montserrat" w:hAnsi="Montserrat" w:cs="Calibri"/>
+          <w:sz w:val="24"/>
           <w:szCs w:val="24"/>
         </w:rPr>
         <w:t>;</w:t>
       </w:r>
       <w:r>
         <w:rPr>
-          <w:rFonts w:ascii="Calibri" w:hAnsi="Calibri" w:cs="Calibri"/>
+          <w:rFonts w:ascii="Montserrat" w:hAnsi="Montserrat" w:cs="Calibri"/>
+          <w:sz w:val="24"/>
           <w:szCs w:val="24"/>
         </w:rPr>
         <w:t xml:space="preserve"> careful</w:t>
       </w:r>
       <w:r>
         <w:rPr>
-          <w:rFonts w:ascii="Calibri" w:hAnsi="Calibri" w:cs="Calibri"/>
+          <w:rFonts w:ascii="Montserrat" w:hAnsi="Montserrat" w:cs="Calibri"/>
+          <w:sz w:val="24"/>
           <w:szCs w:val="24"/>
         </w:rPr>
         <w:t>,</w:t>
       </w:r>
       <w:r>
         <w:rPr>
-          <w:rFonts w:ascii="Calibri" w:hAnsi="Calibri" w:cs="Calibri"/>
+          <w:rFonts w:ascii="Montserrat" w:hAnsi="Montserrat" w:cs="Calibri"/>
+          <w:sz w:val="24"/>
           <w:szCs w:val="24"/>
         </w:rPr>
         <w:t xml:space="preserve"> now</w:t>
       </w:r>
       <w:r>
         <w:rPr>
-          <w:rFonts w:ascii="Calibri" w:hAnsi="Calibri" w:cs="Calibri"/>
+          <w:rFonts w:ascii="Montserrat" w:hAnsi="Montserrat" w:cs="Calibri"/>
+          <w:sz w:val="24"/>
           <w:szCs w:val="24"/>
         </w:rPr>
         <w:t>,</w:t>
       </w:r>
       <w:r>
         <w:rPr>
-          <w:rFonts w:ascii="Calibri" w:hAnsi="Calibri" w:cs="Calibri"/>
+          <w:rFonts w:ascii="Montserrat" w:hAnsi="Montserrat" w:cs="Calibri"/>
+          <w:sz w:val="24"/>
           <w:szCs w:val="24"/>
         </w:rPr>
         <w:t xml:space="preserve"> not to invade his thoughts. When he looked up at me and posed his next question I felt a cold finger trail along my spine. He asked, “would you have fled, if you had not decided to go along with this operation?”</w:t>
@@ -776,13 +790,15 @@
         <w:spacing w:after="0" w:line="360" w:lineRule="auto"/>
         <w:jc w:val="both"/>
         <w:rPr>
-          <w:rFonts w:ascii="Calibri" w:hAnsi="Calibri" w:cs="Calibri"/>
+          <w:rFonts w:ascii="Montserrat" w:hAnsi="Montserrat" w:cs="Calibri"/>
+          <w:sz w:val="24"/>
           <w:szCs w:val="24"/>
         </w:rPr>
       </w:pPr>
       <w:r>
         <w:rPr>
-          <w:rFonts w:ascii="Calibri" w:hAnsi="Calibri" w:cs="Calibri"/>
+          <w:rFonts w:ascii="Montserrat" w:hAnsi="Montserrat" w:cs="Calibri"/>
+          <w:sz w:val="24"/>
           <w:szCs w:val="24"/>
         </w:rPr>
         <w:tab/>
@@ -790,28 +806,32 @@
       </w:r>
       <w:r>
         <w:rPr>
-          <w:rFonts w:ascii="Calibri" w:hAnsi="Calibri" w:cs="Calibri"/>
+          <w:rFonts w:ascii="Montserrat" w:hAnsi="Montserrat" w:cs="Calibri"/>
+          <w:sz w:val="24"/>
           <w:szCs w:val="24"/>
         </w:rPr>
         <w:t>Why</w:t>
       </w:r>
       <w:r>
         <w:rPr>
-          <w:rFonts w:ascii="Calibri" w:hAnsi="Calibri" w:cs="Calibri"/>
+          <w:rFonts w:ascii="Montserrat" w:hAnsi="Montserrat" w:cs="Calibri"/>
+          <w:sz w:val="24"/>
           <w:szCs w:val="24"/>
         </w:rPr>
         <w:t xml:space="preserve"> does that question disturb me so much?” I </w:t>
       </w:r>
       <w:r>
         <w:rPr>
-          <w:rFonts w:ascii="Calibri" w:hAnsi="Calibri" w:cs="Calibri"/>
+          <w:rFonts w:ascii="Montserrat" w:hAnsi="Montserrat" w:cs="Calibri"/>
+          <w:sz w:val="24"/>
           <w:szCs w:val="24"/>
         </w:rPr>
         <w:t>evaded</w:t>
       </w:r>
       <w:r>
         <w:rPr>
-          <w:rFonts w:ascii="Calibri" w:hAnsi="Calibri" w:cs="Calibri"/>
+          <w:rFonts w:ascii="Montserrat" w:hAnsi="Montserrat" w:cs="Calibri"/>
+          <w:sz w:val="24"/>
           <w:szCs w:val="24"/>
         </w:rPr>
         <w:t xml:space="preserve"> reading the intensity of his gaze. I forgot my uneasy thoughts of my mother as I considered the implications of his question. “I almost think that you feel it would have been necessary. Why would it matter? Is it something to do with what you said—about how they could coerce me or even force me to comply?”</w:t>
@@ -822,13 +842,15 @@
         <w:spacing w:after="0" w:line="360" w:lineRule="auto"/>
         <w:jc w:val="both"/>
         <w:rPr>
-          <w:rFonts w:ascii="Calibri" w:hAnsi="Calibri" w:cs="Calibri"/>
+          <w:rFonts w:ascii="Montserrat" w:hAnsi="Montserrat" w:cs="Calibri"/>
+          <w:sz w:val="24"/>
           <w:szCs w:val="24"/>
         </w:rPr>
       </w:pPr>
       <w:r>
         <w:rPr>
-          <w:rFonts w:ascii="Calibri" w:hAnsi="Calibri" w:cs="Calibri"/>
+          <w:rFonts w:ascii="Montserrat" w:hAnsi="Montserrat" w:cs="Calibri"/>
+          <w:sz w:val="24"/>
           <w:szCs w:val="24"/>
         </w:rPr>
         <w:tab/>
@@ -836,33 +858,19 @@
       </w:r>
       <w:r>
         <w:rPr>
-          <w:rFonts w:ascii="Calibri" w:hAnsi="Calibri" w:cs="Calibri"/>
+          <w:rFonts w:ascii="Montserrat" w:hAnsi="Montserrat" w:cs="Calibri"/>
+          <w:sz w:val="24"/>
           <w:szCs w:val="24"/>
         </w:rPr>
         <w:t>nanotechnology</w:t>
       </w:r>
       <w:r>
         <w:rPr>
-          <w:rFonts w:ascii="Calibri" w:hAnsi="Calibri" w:cs="Calibri"/>
-          <w:szCs w:val="24"/>
-        </w:rPr>
-        <w:t xml:space="preserve">, and the politics behind them. </w:t>
-      </w:r>
-      <w:proofErr w:type="gramStart"/>
-      <w:r>
-        <w:rPr>
-          <w:rFonts w:ascii="Calibri" w:hAnsi="Calibri" w:cs="Calibri"/>
-          <w:szCs w:val="24"/>
-        </w:rPr>
-        <w:t>In spite of the fact that</w:t>
-      </w:r>
-      <w:proofErr w:type="gramEnd"/>
-      <w:r>
-        <w:rPr>
-          <w:rFonts w:ascii="Calibri" w:hAnsi="Calibri" w:cs="Calibri"/>
-          <w:szCs w:val="24"/>
-        </w:rPr>
-        <w:t xml:space="preserve"> human survival may ultimately be dependent on the active psi capabilities possessed by a growing percentage of the population, political measures had initiated legislature to bar all but the weakest of actives—active class one and the lower end of active class two ratings—from unimpaired access to the surface of inhabited worlds. </w:t>
+          <w:rFonts w:ascii="Montserrat" w:hAnsi="Montserrat" w:cs="Calibri"/>
+          <w:sz w:val="24"/>
+          <w:szCs w:val="24"/>
+        </w:rPr>
+        <w:t xml:space="preserve">, and the politics behind them. In spite of the fact that human survival may ultimately be dependent on the active psi capabilities possessed by a growing percentage of the population, political measures had initiated legislature to bar all but the weakest of actives—active class one and the lower end of active class two ratings—from unimpaired access to the surface of inhabited worlds. </w:t>
       </w:r>
     </w:p>
     <w:p>
@@ -870,13 +878,15 @@
         <w:spacing w:after="0" w:line="360" w:lineRule="auto"/>
         <w:jc w:val="both"/>
         <w:rPr>
-          <w:rFonts w:ascii="Calibri" w:hAnsi="Calibri" w:cs="Calibri"/>
+          <w:rFonts w:ascii="Montserrat" w:hAnsi="Montserrat" w:cs="Calibri"/>
+          <w:sz w:val="24"/>
           <w:szCs w:val="24"/>
         </w:rPr>
       </w:pPr>
       <w:r>
         <w:rPr>
-          <w:rFonts w:ascii="Calibri" w:hAnsi="Calibri" w:cs="Calibri"/>
+          <w:rFonts w:ascii="Montserrat" w:hAnsi="Montserrat" w:cs="Calibri"/>
+          <w:sz w:val="24"/>
           <w:szCs w:val="24"/>
         </w:rPr>
         <w:tab/>
@@ -884,33 +894,19 @@
       </w:r>
       <w:r>
         <w:rPr>
-          <w:rFonts w:ascii="Calibri" w:hAnsi="Calibri" w:cs="Calibri"/>
+          <w:rFonts w:ascii="Montserrat" w:hAnsi="Montserrat" w:cs="Calibri"/>
+          <w:sz w:val="24"/>
           <w:szCs w:val="24"/>
         </w:rPr>
         <w:t>stricter</w:t>
       </w:r>
       <w:r>
         <w:rPr>
-          <w:rFonts w:ascii="Calibri" w:hAnsi="Calibri" w:cs="Calibri"/>
-          <w:szCs w:val="24"/>
-        </w:rPr>
-        <w:t xml:space="preserve"> than the reservation system. Various methods and treatments were being developed to restrict or fully subdue the capacity of actives with proscribed ratings who were present on the surface of the planet. </w:t>
-      </w:r>
-      <w:proofErr w:type="gramStart"/>
-      <w:r>
-        <w:rPr>
-          <w:rFonts w:ascii="Calibri" w:hAnsi="Calibri" w:cs="Calibri"/>
-          <w:szCs w:val="24"/>
-        </w:rPr>
-        <w:t>The technology</w:t>
-      </w:r>
-      <w:proofErr w:type="gramEnd"/>
-      <w:r>
-        <w:rPr>
-          <w:rFonts w:ascii="Calibri" w:hAnsi="Calibri" w:cs="Calibri"/>
-          <w:szCs w:val="24"/>
-        </w:rPr>
-        <w:t xml:space="preserve"> already existed to readily destroy any active who violated the codes taught on reservations, ironically derived from the advances that actives themselves helped develop for the benefit of all mankind.</w:t>
+          <w:rFonts w:ascii="Montserrat" w:hAnsi="Montserrat" w:cs="Calibri"/>
+          <w:sz w:val="24"/>
+          <w:szCs w:val="24"/>
+        </w:rPr>
+        <w:t xml:space="preserve"> than the reservation system. Various methods and treatments were being developed to restrict or fully subdue the capacity of actives with proscribed ratings who were present on the surface of the planet. The technology already existed to readily destroy any active who violated the codes taught on reservations, ironically derived from the advances that actives themselves helped develop for the benefit of all mankind.</w:t>
       </w:r>
     </w:p>
     <w:p>
@@ -918,61 +914,51 @@
         <w:spacing w:after="0" w:line="360" w:lineRule="auto"/>
         <w:jc w:val="both"/>
         <w:rPr>
-          <w:rFonts w:ascii="Calibri" w:hAnsi="Calibri" w:cs="Calibri"/>
+          <w:rFonts w:ascii="Montserrat" w:hAnsi="Montserrat" w:cs="Calibri"/>
+          <w:sz w:val="24"/>
           <w:szCs w:val="24"/>
         </w:rPr>
       </w:pPr>
       <w:r>
         <w:rPr>
-          <w:rFonts w:ascii="Calibri" w:hAnsi="Calibri" w:cs="Calibri"/>
+          <w:rFonts w:ascii="Montserrat" w:hAnsi="Montserrat" w:cs="Calibri"/>
+          <w:sz w:val="24"/>
           <w:szCs w:val="24"/>
         </w:rPr>
         <w:tab/>
       </w:r>
       <w:r>
         <w:rPr>
-          <w:rFonts w:ascii="Calibri" w:hAnsi="Calibri" w:cs="Calibri"/>
+          <w:rFonts w:ascii="Montserrat" w:hAnsi="Montserrat" w:cs="Calibri"/>
+          <w:sz w:val="24"/>
           <w:szCs w:val="24"/>
         </w:rPr>
         <w:t>Among</w:t>
       </w:r>
       <w:r>
         <w:rPr>
-          <w:rFonts w:ascii="Calibri" w:hAnsi="Calibri" w:cs="Calibri"/>
+          <w:rFonts w:ascii="Montserrat" w:hAnsi="Montserrat" w:cs="Calibri"/>
+          <w:sz w:val="24"/>
           <w:szCs w:val="24"/>
         </w:rPr>
         <w:t xml:space="preserve"> the methods under development was a synaptic lock or neural leash. Developed from augmentation research, a class of nano-viral programs developed for genetic surgery, a neural leash is essentially designed to turn a subject’s own body into a prison. The leash is designed to render an active psionic artificially latent by manipulating synaptic pathways to selectively restrict the processing capacity upon which psi potential depends. In layman’s terms, it disrupts the brain making it harder to think. The leash is not very subtle given the complexity of the brain and lingering deficiencies in psiono-neural medicine. Another project on the list is a damping field. Based on the advances my mother contributed to, it is an interface transmitter keyed to the characteristics of the psionic body-mind interface which exclusively generates destructive interference. The project to which I’d been recalled was deeply involved in developing these toys. Which had a lot to do with </w:t>
       </w:r>
       <w:r>
         <w:rPr>
-          <w:rFonts w:ascii="Calibri" w:hAnsi="Calibri" w:cs="Calibri"/>
+          <w:rFonts w:ascii="Montserrat" w:hAnsi="Montserrat" w:cs="Calibri"/>
           <w:i/>
+          <w:sz w:val="24"/>
           <w:szCs w:val="24"/>
         </w:rPr>
         <w:t>why</w:t>
       </w:r>
       <w:r>
         <w:rPr>
-          <w:rFonts w:ascii="Calibri" w:hAnsi="Calibri" w:cs="Calibri"/>
-          <w:szCs w:val="24"/>
-        </w:rPr>
-        <w:t xml:space="preserve"> I was </w:t>
-      </w:r>
-      <w:proofErr w:type="gramStart"/>
-      <w:r>
-        <w:rPr>
-          <w:rFonts w:ascii="Calibri" w:hAnsi="Calibri" w:cs="Calibri"/>
-          <w:szCs w:val="24"/>
-        </w:rPr>
-        <w:t>actually recalled</w:t>
-      </w:r>
-      <w:proofErr w:type="gramEnd"/>
-      <w:r>
-        <w:rPr>
-          <w:rFonts w:ascii="Calibri" w:hAnsi="Calibri" w:cs="Calibri"/>
-          <w:szCs w:val="24"/>
-        </w:rPr>
-        <w:t>.</w:t>
+          <w:rFonts w:ascii="Montserrat" w:hAnsi="Montserrat" w:cs="Calibri"/>
+          <w:sz w:val="24"/>
+          <w:szCs w:val="24"/>
+        </w:rPr>
+        <w:t xml:space="preserve"> I was actually recalled.</w:t>
       </w:r>
     </w:p>
     <w:p>
@@ -980,13 +966,15 @@
         <w:spacing w:after="0" w:line="360" w:lineRule="auto"/>
         <w:jc w:val="both"/>
         <w:rPr>
-          <w:rFonts w:ascii="Calibri" w:hAnsi="Calibri" w:cs="Calibri"/>
+          <w:rFonts w:ascii="Montserrat" w:hAnsi="Montserrat" w:cs="Calibri"/>
+          <w:sz w:val="24"/>
           <w:szCs w:val="24"/>
         </w:rPr>
       </w:pPr>
       <w:r>
         <w:rPr>
-          <w:rFonts w:ascii="Calibri" w:hAnsi="Calibri" w:cs="Calibri"/>
+          <w:rFonts w:ascii="Montserrat" w:hAnsi="Montserrat" w:cs="Calibri"/>
+          <w:sz w:val="24"/>
           <w:szCs w:val="24"/>
         </w:rPr>
         <w:tab/>
@@ -994,84 +982,96 @@
       </w:r>
       <w:r>
         <w:rPr>
-          <w:rFonts w:ascii="Calibri" w:hAnsi="Calibri" w:cs="Calibri"/>
+          <w:rFonts w:ascii="Montserrat" w:hAnsi="Montserrat" w:cs="Calibri"/>
+          <w:sz w:val="24"/>
           <w:szCs w:val="24"/>
         </w:rPr>
         <w:t>Assigning</w:t>
       </w:r>
       <w:r>
         <w:rPr>
-          <w:rFonts w:ascii="Calibri" w:hAnsi="Calibri" w:cs="Calibri"/>
+          <w:rFonts w:ascii="Montserrat" w:hAnsi="Montserrat" w:cs="Calibri"/>
+          <w:sz w:val="24"/>
           <w:szCs w:val="24"/>
         </w:rPr>
         <w:t xml:space="preserve"> you to </w:t>
       </w:r>
       <w:r>
         <w:rPr>
-          <w:rFonts w:ascii="Calibri" w:hAnsi="Calibri" w:cs="Calibri"/>
+          <w:rFonts w:ascii="Montserrat" w:hAnsi="Montserrat" w:cs="Calibri"/>
+          <w:sz w:val="24"/>
           <w:szCs w:val="24"/>
         </w:rPr>
         <w:t>O</w:t>
       </w:r>
       <w:r>
         <w:rPr>
-          <w:rFonts w:ascii="Calibri" w:hAnsi="Calibri" w:cs="Calibri"/>
+          <w:rFonts w:ascii="Montserrat" w:hAnsi="Montserrat" w:cs="Calibri"/>
+          <w:sz w:val="24"/>
           <w:szCs w:val="24"/>
         </w:rPr>
         <w:t xml:space="preserve">peration </w:t>
       </w:r>
       <w:r>
         <w:rPr>
-          <w:rFonts w:ascii="Calibri" w:hAnsi="Calibri" w:cs="Calibri"/>
+          <w:rFonts w:ascii="Montserrat" w:hAnsi="Montserrat" w:cs="Calibri"/>
+          <w:sz w:val="24"/>
           <w:szCs w:val="24"/>
         </w:rPr>
         <w:t>E</w:t>
       </w:r>
       <w:r>
         <w:rPr>
-          <w:rFonts w:ascii="Calibri" w:hAnsi="Calibri" w:cs="Calibri"/>
+          <w:rFonts w:ascii="Montserrat" w:hAnsi="Montserrat" w:cs="Calibri"/>
+          <w:sz w:val="24"/>
           <w:szCs w:val="24"/>
         </w:rPr>
         <w:t>xodus is just an excuse. They expect you to fall apart the minute you set foot outside the atmosphere on account of the trauma of your mother’s death,” he explained. “</w:t>
       </w:r>
       <w:r>
         <w:rPr>
-          <w:rFonts w:ascii="Calibri" w:hAnsi="Calibri" w:cs="Calibri"/>
+          <w:rFonts w:ascii="Montserrat" w:hAnsi="Montserrat" w:cs="Calibri"/>
+          <w:sz w:val="24"/>
           <w:szCs w:val="24"/>
         </w:rPr>
         <w:t>What</w:t>
       </w:r>
       <w:r>
         <w:rPr>
-          <w:rFonts w:ascii="Calibri" w:hAnsi="Calibri" w:cs="Calibri"/>
+          <w:rFonts w:ascii="Montserrat" w:hAnsi="Montserrat" w:cs="Calibri"/>
+          <w:sz w:val="24"/>
           <w:szCs w:val="24"/>
         </w:rPr>
         <w:t xml:space="preserve"> they want is a test bed for these other projects. Since they expected you to fight the assignment, they expected that they would be free to use ‘whatever means necessary’ to deliver you to your assignment. Any resistance on your part and they could have started in with the big guns—justified by your classified rating—and truss you up tight.” He glowered, “</w:t>
       </w:r>
       <w:r>
         <w:rPr>
-          <w:rFonts w:ascii="Calibri" w:hAnsi="Calibri" w:cs="Calibri"/>
+          <w:rFonts w:ascii="Montserrat" w:hAnsi="Montserrat" w:cs="Calibri"/>
+          <w:sz w:val="24"/>
           <w:szCs w:val="24"/>
         </w:rPr>
         <w:t>I</w:t>
       </w:r>
       <w:r>
         <w:rPr>
-          <w:rFonts w:ascii="Calibri" w:hAnsi="Calibri" w:cs="Calibri"/>
+          <w:rFonts w:ascii="Montserrat" w:hAnsi="Montserrat" w:cs="Calibri"/>
+          <w:sz w:val="24"/>
           <w:szCs w:val="24"/>
         </w:rPr>
         <w:t xml:space="preserve">t’s a </w:t>
       </w:r>
       <w:r>
         <w:rPr>
-          <w:rFonts w:ascii="Calibri" w:hAnsi="Calibri" w:cs="Calibri"/>
+          <w:rFonts w:ascii="Montserrat" w:hAnsi="Montserrat" w:cs="Calibri"/>
+          <w:sz w:val="24"/>
           <w:szCs w:val="24"/>
         </w:rPr>
         <w:t>self-fulfilling</w:t>
       </w:r>
       <w:r>
         <w:rPr>
-          <w:rFonts w:ascii="Calibri" w:hAnsi="Calibri" w:cs="Calibri"/>
+          <w:rFonts w:ascii="Montserrat" w:hAnsi="Montserrat" w:cs="Calibri"/>
+          <w:sz w:val="24"/>
           <w:szCs w:val="24"/>
         </w:rPr>
         <w:t xml:space="preserve"> prophesy. They are going to create the threat they fear by trying to destroy it where it doesn’t even exist.”</w:t>
@@ -1082,13 +1082,15 @@
         <w:spacing w:after="0" w:line="360" w:lineRule="auto"/>
         <w:jc w:val="both"/>
         <w:rPr>
-          <w:rFonts w:ascii="Calibri" w:hAnsi="Calibri" w:cs="Calibri"/>
+          <w:rFonts w:ascii="Montserrat" w:hAnsi="Montserrat" w:cs="Calibri"/>
+          <w:sz w:val="24"/>
           <w:szCs w:val="24"/>
         </w:rPr>
       </w:pPr>
       <w:r>
         <w:rPr>
-          <w:rFonts w:ascii="Calibri" w:hAnsi="Calibri" w:cs="Calibri"/>
+          <w:rFonts w:ascii="Montserrat" w:hAnsi="Montserrat" w:cs="Calibri"/>
+          <w:sz w:val="24"/>
           <w:szCs w:val="24"/>
         </w:rPr>
         <w:tab/>
@@ -1096,14 +1098,16 @@
       </w:r>
       <w:r>
         <w:rPr>
-          <w:rFonts w:ascii="Calibri" w:hAnsi="Calibri" w:cs="Calibri"/>
+          <w:rFonts w:ascii="Montserrat" w:hAnsi="Montserrat" w:cs="Calibri"/>
+          <w:sz w:val="24"/>
           <w:szCs w:val="24"/>
         </w:rPr>
         <w:t>ones</w:t>
       </w:r>
       <w:r>
         <w:rPr>
-          <w:rFonts w:ascii="Calibri" w:hAnsi="Calibri" w:cs="Calibri"/>
+          <w:rFonts w:ascii="Montserrat" w:hAnsi="Montserrat" w:cs="Calibri"/>
+          <w:sz w:val="24"/>
           <w:szCs w:val="24"/>
         </w:rPr>
         <w:t xml:space="preserve"> who dictate how the rest of us go forth to meet it?”</w:t>
@@ -1114,78 +1118,50 @@
         <w:spacing w:after="0" w:line="360" w:lineRule="auto"/>
         <w:jc w:val="both"/>
         <w:rPr>
-          <w:rFonts w:ascii="Calibri" w:hAnsi="Calibri" w:cs="Calibri"/>
+          <w:rFonts w:ascii="Montserrat" w:hAnsi="Montserrat" w:cs="Calibri"/>
+          <w:sz w:val="24"/>
           <w:szCs w:val="24"/>
         </w:rPr>
       </w:pPr>
       <w:r>
         <w:rPr>
-          <w:rFonts w:ascii="Calibri" w:hAnsi="Calibri" w:cs="Calibri"/>
+          <w:rFonts w:ascii="Montserrat" w:hAnsi="Montserrat" w:cs="Calibri"/>
+          <w:sz w:val="24"/>
           <w:szCs w:val="24"/>
         </w:rPr>
         <w:tab/>
       </w:r>
       <w:r>
         <w:rPr>
-          <w:rFonts w:ascii="Calibri" w:hAnsi="Calibri" w:cs="Calibri"/>
+          <w:rFonts w:ascii="Montserrat" w:hAnsi="Montserrat" w:cs="Calibri"/>
+          <w:sz w:val="24"/>
           <w:szCs w:val="24"/>
         </w:rPr>
         <w:t>H</w:t>
       </w:r>
       <w:r>
         <w:rPr>
-          <w:rFonts w:ascii="Calibri" w:hAnsi="Calibri" w:cs="Calibri"/>
+          <w:rFonts w:ascii="Montserrat" w:hAnsi="Montserrat" w:cs="Calibri"/>
+          <w:sz w:val="24"/>
           <w:szCs w:val="24"/>
         </w:rPr>
         <w:t xml:space="preserve">e shrugged. “I really don’t understand it myself. Politics is played in the interests of power not responsibility. Special interest groups,” he pointed out, “have been building their </w:t>
       </w:r>
       <w:r>
         <w:rPr>
-          <w:rFonts w:ascii="Calibri" w:hAnsi="Calibri" w:cs="Calibri"/>
+          <w:rFonts w:ascii="Montserrat" w:hAnsi="Montserrat" w:cs="Calibri"/>
+          <w:sz w:val="24"/>
           <w:szCs w:val="24"/>
         </w:rPr>
         <w:t>powerbases</w:t>
       </w:r>
       <w:r>
         <w:rPr>
-          <w:rFonts w:ascii="Calibri" w:hAnsi="Calibri" w:cs="Calibri"/>
-          <w:szCs w:val="24"/>
-        </w:rPr>
-        <w:t xml:space="preserve"> on growing sentiment against actives. The new conservatives pounced on this simply to stir up anti-psi sentiment to shore up their positions with their voting blocks.” He </w:t>
-      </w:r>
-      <w:proofErr w:type="spellStart"/>
-      <w:proofErr w:type="gramStart"/>
-      <w:r>
-        <w:rPr>
-          <w:rFonts w:ascii="Calibri" w:hAnsi="Calibri" w:cs="Calibri"/>
-          <w:szCs w:val="24"/>
-        </w:rPr>
-        <w:t>sneered</w:t>
-      </w:r>
-      <w:proofErr w:type="spellEnd"/>
-      <w:proofErr w:type="gramEnd"/>
-      <w:r>
-        <w:rPr>
-          <w:rFonts w:ascii="Calibri" w:hAnsi="Calibri" w:cs="Calibri"/>
-          <w:szCs w:val="24"/>
-        </w:rPr>
-        <w:t xml:space="preserve"> his opinion of this example of partisan politics, strangled </w:t>
-      </w:r>
-      <w:proofErr w:type="gramStart"/>
-      <w:r>
-        <w:rPr>
-          <w:rFonts w:ascii="Calibri" w:hAnsi="Calibri" w:cs="Calibri"/>
-          <w:szCs w:val="24"/>
-        </w:rPr>
-        <w:t>the life</w:t>
-      </w:r>
-      <w:proofErr w:type="gramEnd"/>
-      <w:r>
-        <w:rPr>
-          <w:rFonts w:ascii="Calibri" w:hAnsi="Calibri" w:cs="Calibri"/>
-          <w:szCs w:val="24"/>
-        </w:rPr>
-        <w:t xml:space="preserve"> out of a group of ferns and then dropped them in a heap with a sigh.</w:t>
+          <w:rFonts w:ascii="Montserrat" w:hAnsi="Montserrat" w:cs="Calibri"/>
+          <w:sz w:val="24"/>
+          <w:szCs w:val="24"/>
+        </w:rPr>
+        <w:t xml:space="preserve"> on growing sentiment against actives. The new conservatives pounced on this simply to stir up anti-psi sentiment to shore up their positions with their voting blocks.” He sneered his opinion of this example of partisan politics, strangled the life out of a group of ferns and then dropped them in a heap with a sigh.</w:t>
       </w:r>
     </w:p>
     <w:p>
@@ -1193,13 +1169,15 @@
         <w:spacing w:after="0" w:line="360" w:lineRule="auto"/>
         <w:jc w:val="both"/>
         <w:rPr>
-          <w:rFonts w:ascii="Calibri" w:hAnsi="Calibri" w:cs="Calibri"/>
+          <w:rFonts w:ascii="Montserrat" w:hAnsi="Montserrat" w:cs="Calibri"/>
+          <w:sz w:val="24"/>
           <w:szCs w:val="24"/>
         </w:rPr>
       </w:pPr>
       <w:r>
         <w:rPr>
-          <w:rFonts w:ascii="Calibri" w:hAnsi="Calibri" w:cs="Calibri"/>
+          <w:rFonts w:ascii="Montserrat" w:hAnsi="Montserrat" w:cs="Calibri"/>
+          <w:sz w:val="24"/>
           <w:szCs w:val="24"/>
         </w:rPr>
         <w:tab/>
@@ -1207,42 +1185,48 @@
       </w:r>
       <w:r>
         <w:rPr>
-          <w:rFonts w:ascii="Calibri" w:hAnsi="Calibri" w:cs="Calibri"/>
+          <w:rFonts w:ascii="Montserrat" w:hAnsi="Montserrat" w:cs="Calibri"/>
+          <w:sz w:val="24"/>
           <w:szCs w:val="24"/>
         </w:rPr>
         <w:t>S</w:t>
       </w:r>
       <w:r>
         <w:rPr>
-          <w:rFonts w:ascii="Calibri" w:hAnsi="Calibri" w:cs="Calibri"/>
+          <w:rFonts w:ascii="Montserrat" w:hAnsi="Montserrat" w:cs="Calibri"/>
+          <w:sz w:val="24"/>
           <w:szCs w:val="24"/>
         </w:rPr>
         <w:t>o</w:t>
       </w:r>
       <w:r>
         <w:rPr>
-          <w:rFonts w:ascii="Calibri" w:hAnsi="Calibri" w:cs="Calibri"/>
+          <w:rFonts w:ascii="Montserrat" w:hAnsi="Montserrat" w:cs="Calibri"/>
+          <w:sz w:val="24"/>
           <w:szCs w:val="24"/>
         </w:rPr>
         <w:t>,</w:t>
       </w:r>
       <w:r>
         <w:rPr>
-          <w:rFonts w:ascii="Calibri" w:hAnsi="Calibri" w:cs="Calibri"/>
+          <w:rFonts w:ascii="Montserrat" w:hAnsi="Montserrat" w:cs="Calibri"/>
+          <w:sz w:val="24"/>
           <w:szCs w:val="24"/>
         </w:rPr>
         <w:t xml:space="preserve"> what do you expect me to do?” I growled. “I can’t fight them without giving them what they want. I can’t submit to it freely either. I’d rather die. Are you saying that I should have run away</w:t>
       </w:r>
       <w:r>
         <w:rPr>
-          <w:rFonts w:ascii="Calibri" w:hAnsi="Calibri" w:cs="Calibri"/>
+          <w:rFonts w:ascii="Montserrat" w:hAnsi="Montserrat" w:cs="Calibri"/>
+          <w:sz w:val="24"/>
           <w:szCs w:val="24"/>
         </w:rPr>
         <w:t>;</w:t>
       </w:r>
       <w:r>
         <w:rPr>
-          <w:rFonts w:ascii="Calibri" w:hAnsi="Calibri" w:cs="Calibri"/>
+          <w:rFonts w:ascii="Montserrat" w:hAnsi="Montserrat" w:cs="Calibri"/>
+          <w:sz w:val="24"/>
           <w:szCs w:val="24"/>
         </w:rPr>
         <w:t xml:space="preserve"> or was that even feasible? They would have hunted me down, and eventually they would have me where they wanted me, so running away wouldn’t do me any good either!”</w:t>
@@ -1253,41 +1237,47 @@
         <w:spacing w:after="0" w:line="360" w:lineRule="auto"/>
         <w:jc w:val="both"/>
         <w:rPr>
-          <w:rFonts w:ascii="Calibri" w:hAnsi="Calibri" w:cs="Calibri"/>
+          <w:rFonts w:ascii="Montserrat" w:hAnsi="Montserrat" w:cs="Calibri"/>
+          <w:sz w:val="24"/>
           <w:szCs w:val="24"/>
         </w:rPr>
       </w:pPr>
       <w:r>
         <w:rPr>
-          <w:rFonts w:ascii="Calibri" w:hAnsi="Calibri" w:cs="Calibri"/>
+          <w:rFonts w:ascii="Montserrat" w:hAnsi="Montserrat" w:cs="Calibri"/>
+          <w:sz w:val="24"/>
           <w:szCs w:val="24"/>
         </w:rPr>
         <w:tab/>
       </w:r>
       <w:r>
         <w:rPr>
-          <w:rFonts w:ascii="Calibri" w:hAnsi="Calibri" w:cs="Calibri"/>
+          <w:rFonts w:ascii="Montserrat" w:hAnsi="Montserrat" w:cs="Calibri"/>
+          <w:sz w:val="24"/>
           <w:szCs w:val="24"/>
         </w:rPr>
         <w:t>He</w:t>
       </w:r>
       <w:r>
         <w:rPr>
-          <w:rFonts w:ascii="Calibri" w:hAnsi="Calibri" w:cs="Calibri"/>
+          <w:rFonts w:ascii="Montserrat" w:hAnsi="Montserrat" w:cs="Calibri"/>
+          <w:sz w:val="24"/>
           <w:szCs w:val="24"/>
         </w:rPr>
         <w:t xml:space="preserve"> was calm again. “</w:t>
       </w:r>
       <w:r>
         <w:rPr>
-          <w:rFonts w:ascii="Calibri" w:hAnsi="Calibri" w:cs="Calibri"/>
+          <w:rFonts w:ascii="Montserrat" w:hAnsi="Montserrat" w:cs="Calibri"/>
+          <w:sz w:val="24"/>
           <w:szCs w:val="24"/>
         </w:rPr>
         <w:t>You</w:t>
       </w:r>
       <w:r>
         <w:rPr>
-          <w:rFonts w:ascii="Calibri" w:hAnsi="Calibri" w:cs="Calibri"/>
+          <w:rFonts w:ascii="Montserrat" w:hAnsi="Montserrat" w:cs="Calibri"/>
+          <w:sz w:val="24"/>
           <w:szCs w:val="24"/>
         </w:rPr>
         <w:t xml:space="preserve"> are going to do what you already decided to do. You are a volunteer for a vital and sensitive position in a project with even higher priority. That should rip the rug right out from under them,” he smiled. I drank in the sight of my childhood wonderland, hoping to save it in memory, because I was starting to understand that leaving earth forever was a good idea.</w:t>
@@ -1308,7 +1298,7 @@
   <w:abstractNum w:abstractNumId="0" w15:restartNumberingAfterBreak="0">
     <w:nsid w:val="FFFFFFFB"/>
     <w:multiLevelType w:val="multilevel"/>
-    <w:tmpl w:val="759072D4"/>
+    <w:tmpl w:val="80A499BA"/>
     <w:lvl w:ilvl="0">
       <w:start w:val="1"/>
       <w:numFmt w:val="cardinalText"/>
@@ -1413,6 +1403,27 @@
   <w:num w:numId="12" w16cid:durableId="559481431">
     <w:abstractNumId w:val="0"/>
   </w:num>
+  <w:num w:numId="13" w16cid:durableId="2017149627">
+    <w:abstractNumId w:val="0"/>
+  </w:num>
+  <w:num w:numId="14" w16cid:durableId="2008289002">
+    <w:abstractNumId w:val="0"/>
+  </w:num>
+  <w:num w:numId="15" w16cid:durableId="1237588445">
+    <w:abstractNumId w:val="0"/>
+  </w:num>
+  <w:num w:numId="16" w16cid:durableId="1975089936">
+    <w:abstractNumId w:val="0"/>
+  </w:num>
+  <w:num w:numId="17" w16cid:durableId="1736854689">
+    <w:abstractNumId w:val="0"/>
+  </w:num>
+  <w:num w:numId="18" w16cid:durableId="68237264">
+    <w:abstractNumId w:val="0"/>
+  </w:num>
+  <w:num w:numId="19" w16cid:durableId="1957367406">
+    <w:abstractNumId w:val="0"/>
+  </w:num>
 </w:numbering>
 </file>
 
@@ -1421,7 +1432,9 @@
   <w:docDefaults>
     <w:rPrDefault>
       <w:rPr>
-        <w:rFonts w:ascii="Times New Roman" w:eastAsia="Times New Roman" w:hAnsi="Times New Roman" w:cs="Times New Roman"/>
+        <w:rFonts w:asciiTheme="minorHAnsi" w:eastAsiaTheme="minorHAnsi" w:hAnsiTheme="minorHAnsi" w:cstheme="minorBidi"/>
+        <w:sz w:val="22"/>
+        <w:szCs w:val="22"/>
         <w:lang w:val="en-US" w:eastAsia="en-US" w:bidi="ar-SA"/>
       </w:rPr>
     </w:rPrDefault>
@@ -1808,12 +1821,12 @@
   <w:style w:type="paragraph" w:default="1" w:styleId="Normal">
     <w:name w:val="Normal"/>
     <w:qFormat/>
-    <w:rsid w:val="00D27608"/>
+    <w:rsid w:val="0068590A"/>
     <w:pPr>
       <w:spacing w:after="240" w:line="276" w:lineRule="auto"/>
     </w:pPr>
     <w:rPr>
-      <w:rFonts w:asciiTheme="minorHAnsi" w:hAnsiTheme="minorHAnsi" w:cstheme="minorHAnsi"/>
+      <w:rFonts w:cstheme="minorHAnsi"/>
       <w:sz w:val="28"/>
       <w:szCs w:val="28"/>
     </w:rPr>
@@ -1824,10 +1837,10 @@
     <w:next w:val="Normal"/>
     <w:link w:val="Heading1Char"/>
     <w:qFormat/>
-    <w:rsid w:val="00D27608"/>
+    <w:rsid w:val="0068590A"/>
     <w:pPr>
       <w:keepNext/>
-      <w:contextualSpacing/>
+      <w:spacing w:before="240" w:after="60" w:line="240" w:lineRule="auto"/>
       <w:outlineLvl w:val="0"/>
     </w:pPr>
     <w:rPr>
@@ -1843,11 +1856,11 @@
     <w:next w:val="Normal"/>
     <w:link w:val="Heading2Char"/>
     <w:qFormat/>
-    <w:rsid w:val="00D27608"/>
+    <w:rsid w:val="0068590A"/>
     <w:pPr>
       <w:numPr>
         <w:ilvl w:val="1"/>
-        <w:numId w:val="12"/>
+        <w:numId w:val="19"/>
       </w:numPr>
       <w:outlineLvl w:val="1"/>
     </w:pPr>
@@ -1863,7 +1876,7 @@
     <w:next w:val="Normal"/>
     <w:link w:val="Heading3Char"/>
     <w:qFormat/>
-    <w:rsid w:val="00D27608"/>
+    <w:rsid w:val="0068590A"/>
     <w:pPr>
       <w:outlineLvl w:val="2"/>
     </w:pPr>
@@ -1877,7 +1890,7 @@
     <w:next w:val="Normal"/>
     <w:link w:val="Heading4Char"/>
     <w:qFormat/>
-    <w:rsid w:val="00D27608"/>
+    <w:rsid w:val="0068590A"/>
     <w:pPr>
       <w:numPr>
         <w:ilvl w:val="3"/>
@@ -1894,7 +1907,7 @@
     <w:next w:val="Normal"/>
     <w:link w:val="Heading5Char"/>
     <w:qFormat/>
-    <w:rsid w:val="00D27608"/>
+    <w:rsid w:val="0068590A"/>
     <w:pPr>
       <w:numPr>
         <w:ilvl w:val="4"/>
@@ -1911,7 +1924,7 @@
     <w:next w:val="Normal"/>
     <w:link w:val="Heading6Char"/>
     <w:qFormat/>
-    <w:rsid w:val="00D27608"/>
+    <w:rsid w:val="0068590A"/>
     <w:pPr>
       <w:numPr>
         <w:ilvl w:val="5"/>
@@ -1919,7 +1932,7 @@
       <w:outlineLvl w:val="5"/>
     </w:pPr>
     <w:rPr>
-      <w:b w:val="0"/>
+      <w:bCs/>
       <w:sz w:val="24"/>
       <w:szCs w:val="24"/>
       <w:u w:val="single"/>
@@ -1931,28 +1944,31 @@
     <w:next w:val="Normal"/>
     <w:link w:val="Heading7Char"/>
     <w:qFormat/>
-    <w:rsid w:val="00D27608"/>
+    <w:rsid w:val="0068590A"/>
     <w:pPr>
+      <w:keepNext w:val="0"/>
+      <w:numPr>
+        <w:ilvl w:val="0"/>
+        <w:numId w:val="0"/>
+      </w:numPr>
       <w:outlineLvl w:val="6"/>
     </w:pPr>
     <w:rPr>
-      <w:b/>
-      <w:bCs/>
+      <w:b w:val="0"/>
+      <w:kern w:val="0"/>
     </w:rPr>
   </w:style>
   <w:style w:type="paragraph" w:styleId="Heading8">
     <w:name w:val="heading 8"/>
-    <w:basedOn w:val="Heading7"/>
+    <w:basedOn w:val="Heading6"/>
     <w:next w:val="Normal"/>
     <w:link w:val="Heading8Char"/>
     <w:qFormat/>
-    <w:rsid w:val="00D27608"/>
+    <w:rsid w:val="0068590A"/>
     <w:pPr>
       <w:outlineLvl w:val="7"/>
     </w:pPr>
     <w:rPr>
-      <w:b w:val="0"/>
-      <w:bCs w:val="0"/>
       <w:i/>
       <w:iCs/>
       <w:u w:val="none"/>
@@ -1964,13 +1980,13 @@
     <w:next w:val="Normal"/>
     <w:link w:val="Heading9Char"/>
     <w:qFormat/>
-    <w:rsid w:val="00D27608"/>
+    <w:rsid w:val="0068590A"/>
     <w:pPr>
       <w:outlineLvl w:val="8"/>
     </w:pPr>
     <w:rPr>
-      <w:b/>
-      <w:bCs/>
+      <w:b w:val="0"/>
+      <w:bCs w:val="0"/>
     </w:rPr>
   </w:style>
   <w:style w:type="character" w:default="1" w:styleId="DefaultParagraphFont">
@@ -2037,9 +2053,10 @@
     <w:next w:val="Normal"/>
     <w:link w:val="Subheading1Char"/>
     <w:qFormat/>
-    <w:rsid w:val="00D27608"/>
+    <w:rsid w:val="0068590A"/>
     <w:pPr>
-      <w:spacing w:line="240" w:lineRule="auto"/>
+      <w:spacing w:before="0" w:after="0"/>
+      <w:contextualSpacing/>
     </w:pPr>
     <w:rPr>
       <w:rFonts w:asciiTheme="majorHAnsi" w:eastAsiaTheme="minorHAnsi" w:hAnsiTheme="majorHAnsi"/>
@@ -2052,9 +2069,9 @@
     <w:name w:val="Subheading 1 Char"/>
     <w:basedOn w:val="DefaultParagraphFont"/>
     <w:link w:val="Subheading1"/>
-    <w:rsid w:val="00D27608"/>
-    <w:rPr>
-      <w:rFonts w:asciiTheme="majorHAnsi" w:eastAsiaTheme="minorHAnsi" w:hAnsiTheme="majorHAnsi" w:cstheme="minorHAnsi"/>
+    <w:rsid w:val="0068590A"/>
+    <w:rPr>
+      <w:rFonts w:asciiTheme="majorHAnsi" w:hAnsiTheme="majorHAnsi" w:cstheme="minorHAnsi"/>
       <w:b/>
       <w:kern w:val="28"/>
       <w:sz w:val="48"/>
@@ -2066,9 +2083,9 @@
     <w:name w:val="Heading 1 Char"/>
     <w:basedOn w:val="DefaultParagraphFont"/>
     <w:link w:val="Heading1"/>
-    <w:rsid w:val="00D27608"/>
-    <w:rPr>
-      <w:rFonts w:asciiTheme="minorHAnsi" w:eastAsiaTheme="majorEastAsia" w:hAnsiTheme="minorHAnsi" w:cstheme="minorHAnsi"/>
+    <w:rsid w:val="0068590A"/>
+    <w:rPr>
+      <w:rFonts w:eastAsiaTheme="majorEastAsia" w:cstheme="minorHAnsi"/>
       <w:b/>
       <w:kern w:val="28"/>
       <w:sz w:val="56"/>
@@ -2077,67 +2094,58 @@
   </w:style>
   <w:style w:type="paragraph" w:customStyle="1" w:styleId="Subheading2">
     <w:name w:val="Subheading 2"/>
-    <w:basedOn w:val="Heading2"/>
+    <w:basedOn w:val="Subheading1"/>
     <w:next w:val="Normal"/>
     <w:link w:val="Subheading2Char"/>
     <w:qFormat/>
-    <w:rsid w:val="00D27608"/>
-    <w:pPr>
-      <w:spacing w:line="240" w:lineRule="auto"/>
-    </w:pPr>
-    <w:rPr>
-      <w:vertAlign w:val="superscript"/>
-    </w:rPr>
+    <w:rsid w:val="0068590A"/>
   </w:style>
   <w:style w:type="character" w:customStyle="1" w:styleId="Subheading2Char">
     <w:name w:val="Subheading 2 Char"/>
     <w:basedOn w:val="Subheading1Char"/>
     <w:link w:val="Subheading2"/>
-    <w:rsid w:val="00D27608"/>
+    <w:rsid w:val="0068590A"/>
+    <w:rPr>
+      <w:rFonts w:asciiTheme="majorHAnsi" w:hAnsiTheme="majorHAnsi" w:cstheme="minorHAnsi"/>
+      <w:b/>
+      <w:kern w:val="28"/>
+      <w:sz w:val="48"/>
+      <w:szCs w:val="48"/>
+      <w:vertAlign w:val="superscript"/>
+    </w:rPr>
+  </w:style>
+  <w:style w:type="character" w:customStyle="1" w:styleId="Heading2Char">
+    <w:name w:val="Heading 2 Char"/>
+    <w:basedOn w:val="DefaultParagraphFont"/>
+    <w:link w:val="Heading2"/>
+    <w:rsid w:val="0068590A"/>
     <w:rPr>
       <w:rFonts w:asciiTheme="majorHAnsi" w:eastAsiaTheme="majorEastAsia" w:hAnsiTheme="majorHAnsi" w:cstheme="minorHAnsi"/>
       <w:b/>
       <w:kern w:val="28"/>
       <w:sz w:val="48"/>
       <w:szCs w:val="48"/>
-      <w:vertAlign w:val="superscript"/>
-    </w:rPr>
-  </w:style>
-  <w:style w:type="character" w:customStyle="1" w:styleId="Heading2Char">
-    <w:name w:val="Heading 2 Char"/>
-    <w:basedOn w:val="DefaultParagraphFont"/>
-    <w:link w:val="Heading2"/>
-    <w:rsid w:val="00D27608"/>
-    <w:rPr>
-      <w:rFonts w:asciiTheme="majorHAnsi" w:eastAsiaTheme="majorEastAsia" w:hAnsiTheme="majorHAnsi" w:cstheme="minorHAnsi"/>
-      <w:b/>
-      <w:kern w:val="28"/>
-      <w:sz w:val="48"/>
-      <w:szCs w:val="48"/>
     </w:rPr>
   </w:style>
   <w:style w:type="paragraph" w:customStyle="1" w:styleId="Subheading3">
     <w:name w:val="Subheading 3"/>
-    <w:basedOn w:val="Heading3"/>
+    <w:basedOn w:val="Subheading2"/>
     <w:next w:val="Normal"/>
     <w:link w:val="Subheading3Char"/>
     <w:qFormat/>
-    <w:rsid w:val="00D27608"/>
-    <w:pPr>
-      <w:spacing w:line="240" w:lineRule="auto"/>
-    </w:pPr>
-    <w:rPr>
+    <w:rsid w:val="0068590A"/>
+    <w:rPr>
+      <w:sz w:val="40"/>
       <w:szCs w:val="40"/>
-      <w:vertAlign w:val="superscript"/>
     </w:rPr>
   </w:style>
   <w:style w:type="character" w:customStyle="1" w:styleId="Subheading3Char">
     <w:name w:val="Subheading 3 Char"/>
     <w:basedOn w:val="Subheading2Char"/>
     <w:link w:val="Subheading3"/>
-    <w:rsid w:val="00D27608"/>
-    <w:rPr>
-      <w:rFonts w:asciiTheme="majorHAnsi" w:eastAsiaTheme="majorEastAsia" w:hAnsiTheme="majorHAnsi" w:cstheme="minorHAnsi"/>
+    <w:rsid w:val="0068590A"/>
+    <w:rPr>
+      <w:rFonts w:asciiTheme="majorHAnsi" w:hAnsiTheme="majorHAnsi" w:cstheme="minorHAnsi"/>
       <w:b/>
       <w:kern w:val="28"/>
       <w:sz w:val="40"/>
@@ -2149,7 +2157,7 @@
     <w:name w:val="Heading 3 Char"/>
     <w:basedOn w:val="DefaultParagraphFont"/>
     <w:link w:val="Heading3"/>
-    <w:rsid w:val="00D27608"/>
+    <w:rsid w:val="0068590A"/>
     <w:rPr>
       <w:rFonts w:asciiTheme="majorHAnsi" w:eastAsiaTheme="majorEastAsia" w:hAnsiTheme="majorHAnsi" w:cstheme="minorHAnsi"/>
       <w:b/>
@@ -2161,10 +2169,12 @@
   <w:style w:type="paragraph" w:customStyle="1" w:styleId="Suptitle">
     <w:name w:val="Suptitle"/>
     <w:basedOn w:val="Subtitle"/>
-    <w:next w:val="Normal"/>
     <w:link w:val="SuptitleChar"/>
     <w:qFormat/>
-    <w:rsid w:val="00D27608"/>
+    <w:rsid w:val="0068590A"/>
+    <w:pPr>
+      <w:spacing w:before="240"/>
+    </w:pPr>
     <w:rPr>
       <w:vertAlign w:val="subscript"/>
     </w:rPr>
@@ -2173,7 +2183,7 @@
     <w:name w:val="Suptitle Char"/>
     <w:basedOn w:val="SubtitleChar"/>
     <w:link w:val="Suptitle"/>
-    <w:rsid w:val="00D27608"/>
+    <w:rsid w:val="0068590A"/>
     <w:rPr>
       <w:rFonts w:asciiTheme="majorHAnsi" w:eastAsiaTheme="majorEastAsia" w:hAnsiTheme="majorHAnsi" w:cstheme="majorBidi"/>
       <w:color w:val="7F7F7F" w:themeColor="text1" w:themeTint="80"/>
@@ -2191,7 +2201,7 @@
     <w:link w:val="SubtitleChar"/>
     <w:uiPriority w:val="11"/>
     <w:qFormat/>
-    <w:rsid w:val="00D27608"/>
+    <w:rsid w:val="0068590A"/>
     <w:rPr>
       <w:b w:val="0"/>
       <w:bCs w:val="0"/>
@@ -2204,7 +2214,7 @@
     <w:basedOn w:val="DefaultParagraphFont"/>
     <w:link w:val="Subtitle"/>
     <w:uiPriority w:val="11"/>
-    <w:rsid w:val="00D27608"/>
+    <w:rsid w:val="0068590A"/>
     <w:rPr>
       <w:rFonts w:asciiTheme="majorHAnsi" w:eastAsiaTheme="majorEastAsia" w:hAnsiTheme="majorHAnsi" w:cstheme="majorBidi"/>
       <w:color w:val="7F7F7F" w:themeColor="text1" w:themeTint="80"/>
@@ -2220,7 +2230,7 @@
     <w:basedOn w:val="Normal"/>
     <w:uiPriority w:val="1"/>
     <w:qFormat/>
-    <w:rsid w:val="00D27608"/>
+    <w:rsid w:val="0068590A"/>
     <w:pPr>
       <w:spacing w:after="0"/>
     </w:pPr>
@@ -2229,7 +2239,7 @@
     <w:name w:val="Heading 4 Char"/>
     <w:basedOn w:val="DefaultParagraphFont"/>
     <w:link w:val="Heading4"/>
-    <w:rsid w:val="00D27608"/>
+    <w:rsid w:val="0068590A"/>
     <w:rPr>
       <w:rFonts w:asciiTheme="majorHAnsi" w:eastAsiaTheme="majorEastAsia" w:hAnsiTheme="majorHAnsi" w:cstheme="minorHAnsi"/>
       <w:b/>
@@ -2242,7 +2252,7 @@
     <w:name w:val="Heading 5 Char"/>
     <w:basedOn w:val="DefaultParagraphFont"/>
     <w:link w:val="Heading5"/>
-    <w:rsid w:val="00D27608"/>
+    <w:rsid w:val="0068590A"/>
     <w:rPr>
       <w:rFonts w:asciiTheme="majorHAnsi" w:eastAsiaTheme="majorEastAsia" w:hAnsiTheme="majorHAnsi" w:cstheme="minorHAnsi"/>
       <w:b/>
@@ -2255,20 +2265,7 @@
     <w:name w:val="Heading 6 Char"/>
     <w:basedOn w:val="DefaultParagraphFont"/>
     <w:link w:val="Heading6"/>
-    <w:rsid w:val="00D27608"/>
-    <w:rPr>
-      <w:rFonts w:asciiTheme="majorHAnsi" w:eastAsiaTheme="majorEastAsia" w:hAnsiTheme="majorHAnsi" w:cstheme="minorHAnsi"/>
-      <w:kern w:val="28"/>
-      <w:sz w:val="24"/>
-      <w:szCs w:val="24"/>
-      <w:u w:val="single"/>
-    </w:rPr>
-  </w:style>
-  <w:style w:type="character" w:customStyle="1" w:styleId="Heading7Char">
-    <w:name w:val="Heading 7 Char"/>
-    <w:basedOn w:val="DefaultParagraphFont"/>
-    <w:link w:val="Heading7"/>
-    <w:rsid w:val="00D27608"/>
+    <w:rsid w:val="0068590A"/>
     <w:rPr>
       <w:rFonts w:asciiTheme="majorHAnsi" w:eastAsiaTheme="majorEastAsia" w:hAnsiTheme="majorHAnsi" w:cstheme="minorHAnsi"/>
       <w:b/>
@@ -2279,25 +2276,24 @@
       <w:u w:val="single"/>
     </w:rPr>
   </w:style>
+  <w:style w:type="character" w:customStyle="1" w:styleId="Heading7Char">
+    <w:name w:val="Heading 7 Char"/>
+    <w:basedOn w:val="DefaultParagraphFont"/>
+    <w:link w:val="Heading7"/>
+    <w:rsid w:val="0068590A"/>
+    <w:rPr>
+      <w:rFonts w:asciiTheme="majorHAnsi" w:eastAsiaTheme="majorEastAsia" w:hAnsiTheme="majorHAnsi" w:cstheme="minorHAnsi"/>
+      <w:bCs/>
+      <w:sz w:val="24"/>
+      <w:szCs w:val="24"/>
+      <w:u w:val="single"/>
+    </w:rPr>
+  </w:style>
   <w:style w:type="character" w:customStyle="1" w:styleId="Heading8Char">
     <w:name w:val="Heading 8 Char"/>
     <w:basedOn w:val="DefaultParagraphFont"/>
     <w:link w:val="Heading8"/>
-    <w:rsid w:val="00D27608"/>
-    <w:rPr>
-      <w:rFonts w:asciiTheme="majorHAnsi" w:eastAsiaTheme="majorEastAsia" w:hAnsiTheme="majorHAnsi" w:cstheme="minorHAnsi"/>
-      <w:i/>
-      <w:iCs/>
-      <w:kern w:val="28"/>
-      <w:sz w:val="24"/>
-      <w:szCs w:val="24"/>
-    </w:rPr>
-  </w:style>
-  <w:style w:type="character" w:customStyle="1" w:styleId="Heading9Char">
-    <w:name w:val="Heading 9 Char"/>
-    <w:basedOn w:val="DefaultParagraphFont"/>
-    <w:link w:val="Heading9"/>
-    <w:rsid w:val="00D27608"/>
+    <w:rsid w:val="0068590A"/>
     <w:rPr>
       <w:rFonts w:asciiTheme="majorHAnsi" w:eastAsiaTheme="majorEastAsia" w:hAnsiTheme="majorHAnsi" w:cstheme="minorHAnsi"/>
       <w:b/>
@@ -2309,6 +2305,20 @@
       <w:szCs w:val="24"/>
     </w:rPr>
   </w:style>
+  <w:style w:type="character" w:customStyle="1" w:styleId="Heading9Char">
+    <w:name w:val="Heading 9 Char"/>
+    <w:basedOn w:val="DefaultParagraphFont"/>
+    <w:link w:val="Heading9"/>
+    <w:rsid w:val="0068590A"/>
+    <w:rPr>
+      <w:rFonts w:asciiTheme="majorHAnsi" w:eastAsiaTheme="majorEastAsia" w:hAnsiTheme="majorHAnsi" w:cstheme="minorHAnsi"/>
+      <w:i/>
+      <w:iCs/>
+      <w:kern w:val="28"/>
+      <w:sz w:val="24"/>
+      <w:szCs w:val="24"/>
+    </w:rPr>
+  </w:style>
   <w:style w:type="paragraph" w:styleId="Caption">
     <w:name w:val="caption"/>
     <w:basedOn w:val="Normal"/>
@@ -2317,7 +2327,7 @@
     <w:semiHidden/>
     <w:unhideWhenUsed/>
     <w:qFormat/>
-    <w:rsid w:val="00D27608"/>
+    <w:rsid w:val="0068590A"/>
     <w:pPr>
       <w:spacing w:after="200"/>
     </w:pPr>
@@ -2325,7 +2335,6 @@
       <w:i/>
       <w:iCs/>
       <w:color w:val="0E2841" w:themeColor="text2"/>
-      <w:sz w:val="18"/>
       <w:szCs w:val="18"/>
     </w:rPr>
   </w:style>
@@ -2336,9 +2345,9 @@
     <w:link w:val="TitleChar"/>
     <w:uiPriority w:val="10"/>
     <w:qFormat/>
-    <w:rsid w:val="00D27608"/>
+    <w:rsid w:val="0068590A"/>
     <w:pPr>
-      <w:contextualSpacing/>
+      <w:spacing w:line="240" w:lineRule="auto"/>
     </w:pPr>
     <w:rPr>
       <w:rFonts w:asciiTheme="majorHAnsi" w:eastAsiaTheme="majorEastAsia" w:hAnsiTheme="majorHAnsi" w:cstheme="majorBidi"/>
@@ -2355,7 +2364,7 @@
     <w:basedOn w:val="DefaultParagraphFont"/>
     <w:link w:val="Title"/>
     <w:uiPriority w:val="10"/>
-    <w:rsid w:val="00D27608"/>
+    <w:rsid w:val="0068590A"/>
     <w:rPr>
       <w:rFonts w:asciiTheme="majorHAnsi" w:eastAsiaTheme="majorEastAsia" w:hAnsiTheme="majorHAnsi" w:cstheme="majorBidi"/>
       <w:b/>
@@ -2370,7 +2379,7 @@
     <w:name w:val="Strong"/>
     <w:uiPriority w:val="22"/>
     <w:qFormat/>
-    <w:rsid w:val="00D27608"/>
+    <w:rsid w:val="0068590A"/>
     <w:rPr>
       <w:b/>
       <w:bCs/>
@@ -2380,7 +2389,7 @@
     <w:name w:val="Emphasis"/>
     <w:uiPriority w:val="20"/>
     <w:qFormat/>
-    <w:rsid w:val="00D27608"/>
+    <w:rsid w:val="0068590A"/>
     <w:rPr>
       <w:rFonts w:asciiTheme="minorHAnsi" w:hAnsiTheme="minorHAnsi" w:cstheme="minorHAnsi"/>
       <w:i/>
@@ -2391,10 +2400,10 @@
   </w:style>
   <w:style w:type="paragraph" w:styleId="ListParagraph">
     <w:name w:val="List Paragraph"/>
-    <w:basedOn w:val="NoSpacing"/>
+    <w:basedOn w:val="Normal"/>
     <w:uiPriority w:val="34"/>
     <w:qFormat/>
-    <w:rsid w:val="00D27608"/>
+    <w:rsid w:val="0068590A"/>
     <w:pPr>
       <w:ind w:left="720"/>
       <w:contextualSpacing/>
@@ -2402,11 +2411,12 @@
   </w:style>
   <w:style w:type="paragraph" w:styleId="Quote">
     <w:name w:val="Quote"/>
-    <w:basedOn w:val="NoSpacing"/>
+    <w:basedOn w:val="Normal"/>
+    <w:next w:val="Normal"/>
     <w:link w:val="QuoteChar"/>
     <w:uiPriority w:val="29"/>
     <w:qFormat/>
-    <w:rsid w:val="00D27608"/>
+    <w:rsid w:val="0068590A"/>
     <w:pPr>
       <w:keepLines/>
       <w:pageBreakBefore/>
@@ -2418,18 +2428,15 @@
       <w:contextualSpacing/>
       <w:mirrorIndents/>
     </w:pPr>
-    <w:rPr>
-      <w:rFonts w:eastAsiaTheme="minorHAnsi"/>
-    </w:rPr>
   </w:style>
   <w:style w:type="character" w:customStyle="1" w:styleId="QuoteChar">
     <w:name w:val="Quote Char"/>
     <w:basedOn w:val="DefaultParagraphFont"/>
     <w:link w:val="Quote"/>
     <w:uiPriority w:val="29"/>
-    <w:rsid w:val="00D27608"/>
-    <w:rPr>
-      <w:rFonts w:asciiTheme="minorHAnsi" w:eastAsiaTheme="minorHAnsi" w:hAnsiTheme="minorHAnsi" w:cstheme="minorHAnsi"/>
+    <w:rsid w:val="0068590A"/>
+    <w:rPr>
+      <w:rFonts w:cstheme="minorHAnsi"/>
       <w:sz w:val="28"/>
       <w:szCs w:val="28"/>
     </w:rPr>
@@ -2437,10 +2444,11 @@
   <w:style w:type="paragraph" w:styleId="IntenseQuote">
     <w:name w:val="Intense Quote"/>
     <w:basedOn w:val="Quote"/>
+    <w:next w:val="Normal"/>
     <w:link w:val="IntenseQuoteChar"/>
     <w:uiPriority w:val="30"/>
     <w:qFormat/>
-    <w:rsid w:val="00D27608"/>
+    <w:rsid w:val="0068590A"/>
     <w:pPr>
       <w:pBdr>
         <w:left w:val="single" w:sz="18" w:space="7" w:color="auto"/>
@@ -2456,9 +2464,9 @@
     <w:basedOn w:val="DefaultParagraphFont"/>
     <w:link w:val="IntenseQuote"/>
     <w:uiPriority w:val="30"/>
-    <w:rsid w:val="00D27608"/>
-    <w:rPr>
-      <w:rFonts w:asciiTheme="minorHAnsi" w:eastAsiaTheme="minorHAnsi" w:hAnsiTheme="minorHAnsi" w:cstheme="minorHAnsi"/>
+    <w:rsid w:val="0068590A"/>
+    <w:rPr>
+      <w:rFonts w:cstheme="minorHAnsi"/>
       <w:b/>
       <w:bCs/>
       <w:sz w:val="28"/>
@@ -2470,7 +2478,7 @@
     <w:basedOn w:val="Emphasis"/>
     <w:uiPriority w:val="19"/>
     <w:qFormat/>
-    <w:rsid w:val="00D27608"/>
+    <w:rsid w:val="0068590A"/>
     <w:rPr>
       <w:rFonts w:asciiTheme="minorHAnsi" w:hAnsiTheme="minorHAnsi" w:cs="Calibri Light"/>
       <w:i/>
@@ -2485,7 +2493,7 @@
     <w:basedOn w:val="Emphasis"/>
     <w:uiPriority w:val="21"/>
     <w:qFormat/>
-    <w:rsid w:val="00D27608"/>
+    <w:rsid w:val="0068590A"/>
     <w:rPr>
       <w:rFonts w:asciiTheme="minorHAnsi" w:hAnsiTheme="minorHAnsi" w:cstheme="minorHAnsi"/>
       <w:b/>
@@ -2500,7 +2508,7 @@
     <w:name w:val="Subtle Reference"/>
     <w:uiPriority w:val="31"/>
     <w:qFormat/>
-    <w:rsid w:val="00D27608"/>
+    <w:rsid w:val="0068590A"/>
     <w:rPr>
       <w:caps/>
       <w:color w:val="7F7F7F" w:themeColor="text1" w:themeTint="80"/>
@@ -2513,7 +2521,7 @@
     <w:basedOn w:val="SubtleReference"/>
     <w:uiPriority w:val="32"/>
     <w:qFormat/>
-    <w:rsid w:val="00D27608"/>
+    <w:rsid w:val="0068590A"/>
     <w:rPr>
       <w:b/>
       <w:bCs/>
@@ -2525,9 +2533,10 @@
   </w:style>
   <w:style w:type="character" w:styleId="BookTitle">
     <w:name w:val="Book Title"/>
+    <w:basedOn w:val="DefaultParagraphFont"/>
     <w:uiPriority w:val="33"/>
     <w:qFormat/>
-    <w:rsid w:val="00D27608"/>
+    <w:rsid w:val="0068590A"/>
     <w:rPr>
       <w:b/>
       <w:bCs/>
